--- a/ind/docx/19.content.docx
+++ b/ind/docx/19.content.docx
@@ -19,7 +19,7 @@
         <w:rPr>
           <w:lang w:val="id_ID" w:bidi="id_ID"/>
         </w:rPr>
-        <w:t>Resource: Tyndale Open Study Notes</w:t>
+        <w:t>Resource: Aquifer Open Study Notes (Book Intros)</w:t>
       </w:r>
       <w:r>
         <w:rPr>
@@ -112,7 +112,7 @@
         <w:rPr>
           <w:lang w:val="id_ID" w:bidi="id_ID"/>
         </w:rPr>
-        <w:t>Tyndale Open Study Notes</w:t>
+        <w:t>Aquifer Open Study Notes (Book Intros)</w:t>
       </w:r>
     </w:p>
     <w:p>

--- a/ind/docx/19.content.docx
+++ b/ind/docx/19.content.docx
@@ -258,18 +258,12 @@
         </w:rPr>
         <w:t xml:space="preserve">Kitab Mazmur, seperti semua Kitab Suci, diilhami dan diberikan oleh Allah (lihat </w:t>
       </w:r>
-      <w:hyperlink r:id="rId13">
-        <w:r>
-          <w:rPr>
-            <w:lang w:val="id_ID" w:bidi="id_ID"/>
-          </w:rPr>
-          <w:rPr>
-            <w:color w:val="0000EE"/>
-            <w:u w:val="single"/>
-          </w:rPr>
-          <w:t>2Tim. 3:16</w:t>
-        </w:r>
-      </w:hyperlink>
+      <w:r>
+        <w:rPr>
+          <w:lang w:val="id_ID" w:bidi="id_ID"/>
+        </w:rPr>
+        <w:t>2Tim. 3:16</w:t>
+      </w:r>
       <w:r>
         <w:rPr>
           <w:lang w:val="id_ID" w:bidi="id_ID"/>
@@ -290,36 +284,24 @@
         </w:rPr>
         <w:t xml:space="preserve">Dua pasal pertama dari Kitab Mazmur berfungsi sebagai pengantar untuk seluruh Mazmur (Kitab Mazmur). </w:t>
       </w:r>
-      <w:hyperlink r:id="rId14">
-        <w:r>
-          <w:rPr>
-            <w:lang w:val="id_ID" w:bidi="id_ID"/>
-          </w:rPr>
-          <w:rPr>
-            <w:color w:val="0000EE"/>
-            <w:u w:val="single"/>
-          </w:rPr>
-          <w:t>Mazmur 1</w:t>
-        </w:r>
-      </w:hyperlink>
+      <w:r>
+        <w:rPr>
+          <w:lang w:val="id_ID" w:bidi="id_ID"/>
+        </w:rPr>
+        <w:t>Mazmur 1</w:t>
+      </w:r>
       <w:r>
         <w:rPr>
           <w:lang w:val="id_ID" w:bidi="id_ID"/>
         </w:rPr>
         <w:t xml:space="preserve"> menggambarkan orang saleh yang berkenan kepada Allah, hidup menurut petunjuk ilahi, dan tidak terpengaruh oleh orang jahat. </w:t>
       </w:r>
-      <w:hyperlink r:id="rId14">
-        <w:r>
-          <w:rPr>
-            <w:lang w:val="id_ID" w:bidi="id_ID"/>
-          </w:rPr>
-          <w:rPr>
-            <w:color w:val="0000EE"/>
-            <w:u w:val="single"/>
-          </w:rPr>
-          <w:t>Mazmur 1</w:t>
-        </w:r>
-      </w:hyperlink>
+      <w:r>
+        <w:rPr>
+          <w:lang w:val="id_ID" w:bidi="id_ID"/>
+        </w:rPr>
+        <w:t>Mazmur 1</w:t>
+      </w:r>
       <w:r>
         <w:rPr>
           <w:lang w:val="id_ID" w:bidi="id_ID"/>
@@ -334,36 +316,24 @@
           <w:lang w:val="id_ID" w:bidi="id_ID"/>
         </w:rPr>
       </w:r>
-      <w:hyperlink r:id="rId15">
-        <w:r>
-          <w:rPr>
-            <w:lang w:val="id_ID" w:bidi="id_ID"/>
-          </w:rPr>
-          <w:rPr>
-            <w:color w:val="0000EE"/>
-            <w:u w:val="single"/>
-          </w:rPr>
-          <w:t>Mazmur 2</w:t>
-        </w:r>
-      </w:hyperlink>
+      <w:r>
+        <w:rPr>
+          <w:lang w:val="id_ID" w:bidi="id_ID"/>
+        </w:rPr>
+        <w:t>Mazmur 2</w:t>
+      </w:r>
       <w:r>
         <w:rPr>
           <w:lang w:val="id_ID" w:bidi="id_ID"/>
         </w:rPr>
         <w:t xml:space="preserve"> membahas bagaimana bangsa-bangsa dan orang jahat memberontak melawan pemerintahan Allah. Allah menghakimi para pemberontak dan melindungi orang-orang saleh. </w:t>
       </w:r>
-      <w:hyperlink r:id="rId15">
-        <w:r>
-          <w:rPr>
-            <w:lang w:val="id_ID" w:bidi="id_ID"/>
-          </w:rPr>
-          <w:rPr>
-            <w:color w:val="0000EE"/>
-            <w:u w:val="single"/>
-          </w:rPr>
-          <w:t>Mazmur 2</w:t>
-        </w:r>
-      </w:hyperlink>
+      <w:r>
+        <w:rPr>
+          <w:lang w:val="id_ID" w:bidi="id_ID"/>
+        </w:rPr>
+        <w:t>Mazmur 2</w:t>
+      </w:r>
       <w:r>
         <w:rPr>
           <w:lang w:val="id_ID" w:bidi="id_ID"/>
@@ -431,72 +401,48 @@
         </w:rPr>
         <w:t xml:space="preserve">Para penyunting menempatkan Kitab </w:t>
       </w:r>
-      <w:hyperlink r:id="rId14">
-        <w:r>
-          <w:rPr>
-            <w:lang w:val="id_ID" w:bidi="id_ID"/>
-          </w:rPr>
-          <w:rPr>
-            <w:color w:val="0000EE"/>
-            <w:u w:val="single"/>
-          </w:rPr>
-          <w:t>Mazmur 1</w:t>
-        </w:r>
-      </w:hyperlink>
+      <w:r>
+        <w:rPr>
+          <w:lang w:val="id_ID" w:bidi="id_ID"/>
+        </w:rPr>
+        <w:t>Mazmur 1</w:t>
+      </w:r>
       <w:r>
         <w:rPr>
           <w:lang w:val="id_ID" w:bidi="id_ID"/>
         </w:rPr>
         <w:t xml:space="preserve"> dan </w:t>
       </w:r>
-      <w:hyperlink r:id="rId15">
-        <w:r>
-          <w:rPr>
-            <w:lang w:val="id_ID" w:bidi="id_ID"/>
-          </w:rPr>
-          <w:rPr>
-            <w:color w:val="0000EE"/>
-            <w:u w:val="single"/>
-          </w:rPr>
-          <w:t>2</w:t>
-        </w:r>
-      </w:hyperlink>
+      <w:r>
+        <w:rPr>
+          <w:lang w:val="id_ID" w:bidi="id_ID"/>
+        </w:rPr>
+        <w:t>2</w:t>
+      </w:r>
       <w:r>
         <w:rPr>
           <w:lang w:val="id_ID" w:bidi="id_ID"/>
         </w:rPr>
         <w:t xml:space="preserve"> sebagai pengantar untuk seluruh Kitab Mazmur. Kedua bagian Mazmur ini memberikan gambaran yang ideal: </w:t>
       </w:r>
-      <w:hyperlink r:id="rId14">
-        <w:r>
-          <w:rPr>
-            <w:lang w:val="id_ID" w:bidi="id_ID"/>
-          </w:rPr>
-          <w:rPr>
-            <w:color w:val="0000EE"/>
-            <w:u w:val="single"/>
-          </w:rPr>
-          <w:t>Mazmur 1</w:t>
-        </w:r>
-      </w:hyperlink>
+      <w:r>
+        <w:rPr>
+          <w:lang w:val="id_ID" w:bidi="id_ID"/>
+        </w:rPr>
+        <w:t>Mazmur 1</w:t>
+      </w:r>
       <w:r>
         <w:rPr>
           <w:lang w:val="id_ID" w:bidi="id_ID"/>
         </w:rPr>
         <w:t xml:space="preserve"> menggambarkan orang saleh yang ideal yang hidup sesuai dengan petunjuk Allah. </w:t>
       </w:r>
-      <w:hyperlink r:id="rId15">
-        <w:r>
-          <w:rPr>
-            <w:lang w:val="id_ID" w:bidi="id_ID"/>
-          </w:rPr>
-          <w:rPr>
-            <w:color w:val="0000EE"/>
-            <w:u w:val="single"/>
-          </w:rPr>
-          <w:t>Mazmur 2</w:t>
-        </w:r>
-      </w:hyperlink>
+      <w:r>
+        <w:rPr>
+          <w:lang w:val="id_ID" w:bidi="id_ID"/>
+        </w:rPr>
+        <w:t>Mazmur 2</w:t>
+      </w:r>
       <w:r>
         <w:rPr>
           <w:lang w:val="id_ID" w:bidi="id_ID"/>
@@ -521,162 +467,108 @@
         </w:rPr>
         <w:t>Mazmur individu dikumpulkan dalam kelompok. Para editor mengelompokkan Kitab Mazmur ini menjadi lima koleksi: Kitab Satu (</w:t>
       </w:r>
-      <w:hyperlink r:id="rId16">
-        <w:r>
-          <w:rPr>
-            <w:lang w:val="id_ID" w:bidi="id_ID"/>
-          </w:rPr>
-          <w:rPr>
-            <w:color w:val="0000EE"/>
-            <w:u w:val="single"/>
-          </w:rPr>
-          <w:t>Mzm. 1–41</w:t>
-        </w:r>
-      </w:hyperlink>
+      <w:r>
+        <w:rPr>
+          <w:lang w:val="id_ID" w:bidi="id_ID"/>
+        </w:rPr>
+        <w:t>Mzm. 1–41</w:t>
+      </w:r>
       <w:r>
         <w:rPr>
           <w:lang w:val="id_ID" w:bidi="id_ID"/>
         </w:rPr>
         <w:t xml:space="preserve">, dengan doksologi di </w:t>
       </w:r>
-      <w:hyperlink r:id="rId17">
-        <w:r>
-          <w:rPr>
-            <w:lang w:val="id_ID" w:bidi="id_ID"/>
-          </w:rPr>
-          <w:rPr>
-            <w:color w:val="0000EE"/>
-            <w:u w:val="single"/>
-          </w:rPr>
-          <w:t>41:13</w:t>
-        </w:r>
-      </w:hyperlink>
+      <w:r>
+        <w:rPr>
+          <w:lang w:val="id_ID" w:bidi="id_ID"/>
+        </w:rPr>
+        <w:t>41:13</w:t>
+      </w:r>
       <w:r>
         <w:rPr>
           <w:lang w:val="id_ID" w:bidi="id_ID"/>
         </w:rPr>
         <w:t>), Kitab Dua (</w:t>
       </w:r>
-      <w:hyperlink r:id="rId18">
-        <w:r>
-          <w:rPr>
-            <w:lang w:val="id_ID" w:bidi="id_ID"/>
-          </w:rPr>
-          <w:rPr>
-            <w:color w:val="0000EE"/>
-            <w:u w:val="single"/>
-          </w:rPr>
-          <w:t>Mzm. 42–72</w:t>
-        </w:r>
-      </w:hyperlink>
+      <w:r>
+        <w:rPr>
+          <w:lang w:val="id_ID" w:bidi="id_ID"/>
+        </w:rPr>
+        <w:t>Mzm. 42–72</w:t>
+      </w:r>
       <w:r>
         <w:rPr>
           <w:lang w:val="id_ID" w:bidi="id_ID"/>
         </w:rPr>
         <w:t xml:space="preserve">, dengan doksologi di </w:t>
       </w:r>
-      <w:hyperlink r:id="rId19">
-        <w:r>
-          <w:rPr>
-            <w:lang w:val="id_ID" w:bidi="id_ID"/>
-          </w:rPr>
-          <w:rPr>
-            <w:color w:val="0000EE"/>
-            <w:u w:val="single"/>
-          </w:rPr>
-          <w:t>72:19</w:t>
-        </w:r>
-      </w:hyperlink>
+      <w:r>
+        <w:rPr>
+          <w:lang w:val="id_ID" w:bidi="id_ID"/>
+        </w:rPr>
+        <w:t>72:19</w:t>
+      </w:r>
       <w:r>
         <w:rPr>
           <w:lang w:val="id_ID" w:bidi="id_ID"/>
         </w:rPr>
         <w:t>), Kitab Tiga (</w:t>
       </w:r>
-      <w:hyperlink r:id="rId20">
-        <w:r>
-          <w:rPr>
-            <w:lang w:val="id_ID" w:bidi="id_ID"/>
-          </w:rPr>
-          <w:rPr>
-            <w:color w:val="0000EE"/>
-            <w:u w:val="single"/>
-          </w:rPr>
-          <w:t>Mzm. 73–89</w:t>
-        </w:r>
-      </w:hyperlink>
+      <w:r>
+        <w:rPr>
+          <w:lang w:val="id_ID" w:bidi="id_ID"/>
+        </w:rPr>
+        <w:t>Mzm. 73–89</w:t>
+      </w:r>
       <w:r>
         <w:rPr>
           <w:lang w:val="id_ID" w:bidi="id_ID"/>
         </w:rPr>
         <w:t xml:space="preserve">, dengan doksologi di </w:t>
       </w:r>
-      <w:hyperlink r:id="rId21">
-        <w:r>
-          <w:rPr>
-            <w:lang w:val="id_ID" w:bidi="id_ID"/>
-          </w:rPr>
-          <w:rPr>
-            <w:color w:val="0000EE"/>
-            <w:u w:val="single"/>
-          </w:rPr>
-          <w:t>89:52</w:t>
-        </w:r>
-      </w:hyperlink>
+      <w:r>
+        <w:rPr>
+          <w:lang w:val="id_ID" w:bidi="id_ID"/>
+        </w:rPr>
+        <w:t>89:52</w:t>
+      </w:r>
       <w:r>
         <w:rPr>
           <w:lang w:val="id_ID" w:bidi="id_ID"/>
         </w:rPr>
         <w:t>), Kitab Empat (</w:t>
       </w:r>
-      <w:hyperlink r:id="rId22">
-        <w:r>
-          <w:rPr>
-            <w:lang w:val="id_ID" w:bidi="id_ID"/>
-          </w:rPr>
-          <w:rPr>
-            <w:color w:val="0000EE"/>
-            <w:u w:val="single"/>
-          </w:rPr>
-          <w:t>Mzm. 90–106</w:t>
-        </w:r>
-      </w:hyperlink>
+      <w:r>
+        <w:rPr>
+          <w:lang w:val="id_ID" w:bidi="id_ID"/>
+        </w:rPr>
+        <w:t>Mzm. 90–106</w:t>
+      </w:r>
       <w:r>
         <w:rPr>
           <w:lang w:val="id_ID" w:bidi="id_ID"/>
         </w:rPr>
         <w:t xml:space="preserve">, dengan doksologi di </w:t>
       </w:r>
-      <w:hyperlink r:id="rId23">
-        <w:r>
-          <w:rPr>
-            <w:lang w:val="id_ID" w:bidi="id_ID"/>
-          </w:rPr>
-          <w:rPr>
-            <w:color w:val="0000EE"/>
-            <w:u w:val="single"/>
-          </w:rPr>
-          <w:t>106:48</w:t>
-        </w:r>
-      </w:hyperlink>
+      <w:r>
+        <w:rPr>
+          <w:lang w:val="id_ID" w:bidi="id_ID"/>
+        </w:rPr>
+        <w:t>106:48</w:t>
+      </w:r>
       <w:r>
         <w:rPr>
           <w:lang w:val="id_ID" w:bidi="id_ID"/>
         </w:rPr>
         <w:t>), dan Kitab Lima (</w:t>
       </w:r>
-      <w:hyperlink r:id="rId24">
-        <w:r>
-          <w:rPr>
-            <w:lang w:val="id_ID" w:bidi="id_ID"/>
-          </w:rPr>
-          <w:rPr>
-            <w:color w:val="0000EE"/>
-            <w:u w:val="single"/>
-          </w:rPr>
-          <w:t>Mzm. 107–150</w:t>
-        </w:r>
-      </w:hyperlink>
+      <w:r>
+        <w:rPr>
+          <w:lang w:val="id_ID" w:bidi="id_ID"/>
+        </w:rPr>
+        <w:t>Mzm. 107–150</w:t>
+      </w:r>
       <w:r>
         <w:rPr>
           <w:lang w:val="id_ID" w:bidi="id_ID"/>
@@ -701,180 +593,120 @@
         </w:rPr>
         <w:t>Kitab Satu (</w:t>
       </w:r>
-      <w:hyperlink r:id="rId16">
-        <w:r>
-          <w:rPr>
-            <w:lang w:val="id_ID" w:bidi="id_ID"/>
-          </w:rPr>
-          <w:rPr>
-            <w:color w:val="0000EE"/>
-            <w:u w:val="single"/>
-          </w:rPr>
-          <w:t>Mzm. 1–41</w:t>
-        </w:r>
-      </w:hyperlink>
+      <w:r>
+        <w:rPr>
+          <w:lang w:val="id_ID" w:bidi="id_ID"/>
+        </w:rPr>
+        <w:t>Mzm. 1–41</w:t>
+      </w:r>
       <w:r>
         <w:rPr>
           <w:lang w:val="id_ID" w:bidi="id_ID"/>
         </w:rPr>
         <w:t>) dan Dua (</w:t>
       </w:r>
-      <w:hyperlink r:id="rId18">
-        <w:r>
-          <w:rPr>
-            <w:lang w:val="id_ID" w:bidi="id_ID"/>
-          </w:rPr>
-          <w:rPr>
-            <w:color w:val="0000EE"/>
-            <w:u w:val="single"/>
-          </w:rPr>
-          <w:t>Mzm. 42–72</w:t>
-        </w:r>
-      </w:hyperlink>
+      <w:r>
+        <w:rPr>
+          <w:lang w:val="id_ID" w:bidi="id_ID"/>
+        </w:rPr>
+        <w:t>Mzm. 42–72</w:t>
+      </w:r>
       <w:r>
         <w:rPr>
           <w:lang w:val="id_ID" w:bidi="id_ID"/>
         </w:rPr>
         <w:t>) membentuk tahap awal dari koleksi tersebut. Peralihan dari Daud dalam Kitab Satu (</w:t>
       </w:r>
-      <w:hyperlink r:id="rId25">
-        <w:r>
-          <w:rPr>
-            <w:lang w:val="id_ID" w:bidi="id_ID"/>
-          </w:rPr>
-          <w:rPr>
-            <w:color w:val="0000EE"/>
-            <w:u w:val="single"/>
-          </w:rPr>
-          <w:t>Mzm. 3–32</w:t>
-        </w:r>
-      </w:hyperlink>
+      <w:r>
+        <w:rPr>
+          <w:lang w:val="id_ID" w:bidi="id_ID"/>
+        </w:rPr>
+        <w:t>Mzm. 3–32</w:t>
+      </w:r>
       <w:r>
         <w:rPr>
           <w:lang w:val="id_ID" w:bidi="id_ID"/>
         </w:rPr>
         <w:t xml:space="preserve">; </w:t>
       </w:r>
-      <w:hyperlink r:id="rId26">
-        <w:r>
-          <w:rPr>
-            <w:lang w:val="id_ID" w:bidi="id_ID"/>
-          </w:rPr>
-          <w:rPr>
-            <w:color w:val="0000EE"/>
-            <w:u w:val="single"/>
-          </w:rPr>
-          <w:t>34–41</w:t>
-        </w:r>
-      </w:hyperlink>
+      <w:r>
+        <w:rPr>
+          <w:lang w:val="id_ID" w:bidi="id_ID"/>
+        </w:rPr>
+        <w:t>34–41</w:t>
+      </w:r>
       <w:r>
         <w:rPr>
           <w:lang w:val="id_ID" w:bidi="id_ID"/>
         </w:rPr>
         <w:t xml:space="preserve">) ke koleksi Kitab Mazmur oleh berbagai penulis dalam Kitab Dua (keturunan Korah, </w:t>
       </w:r>
-      <w:hyperlink r:id="rId27">
-        <w:r>
-          <w:rPr>
-            <w:lang w:val="id_ID" w:bidi="id_ID"/>
-          </w:rPr>
-          <w:rPr>
-            <w:color w:val="0000EE"/>
-            <w:u w:val="single"/>
-          </w:rPr>
-          <w:t>Mzm. 42–49</w:t>
-        </w:r>
-      </w:hyperlink>
+      <w:r>
+        <w:rPr>
+          <w:lang w:val="id_ID" w:bidi="id_ID"/>
+        </w:rPr>
+        <w:t>Mzm. 42–49</w:t>
+      </w:r>
       <w:r>
         <w:rPr>
           <w:lang w:val="id_ID" w:bidi="id_ID"/>
         </w:rPr>
         <w:t xml:space="preserve">; Asaf, </w:t>
       </w:r>
-      <w:hyperlink r:id="rId28">
-        <w:r>
-          <w:rPr>
-            <w:lang w:val="id_ID" w:bidi="id_ID"/>
-          </w:rPr>
-          <w:rPr>
-            <w:color w:val="0000EE"/>
-            <w:u w:val="single"/>
-          </w:rPr>
-          <w:t>Mzm. 50</w:t>
-        </w:r>
-      </w:hyperlink>
+      <w:r>
+        <w:rPr>
+          <w:lang w:val="id_ID" w:bidi="id_ID"/>
+        </w:rPr>
+        <w:t>Mzm. 50</w:t>
+      </w:r>
       <w:r>
         <w:rPr>
           <w:lang w:val="id_ID" w:bidi="id_ID"/>
         </w:rPr>
         <w:t xml:space="preserve">; Daud, </w:t>
       </w:r>
-      <w:hyperlink r:id="rId29">
-        <w:r>
-          <w:rPr>
-            <w:lang w:val="id_ID" w:bidi="id_ID"/>
-          </w:rPr>
-          <w:rPr>
-            <w:color w:val="0000EE"/>
-            <w:u w:val="single"/>
-          </w:rPr>
-          <w:t>Mzm. 51–65</w:t>
-        </w:r>
-      </w:hyperlink>
+      <w:r>
+        <w:rPr>
+          <w:lang w:val="id_ID" w:bidi="id_ID"/>
+        </w:rPr>
+        <w:t>Mzm. 51–65</w:t>
+      </w:r>
       <w:r>
         <w:rPr>
           <w:lang w:val="id_ID" w:bidi="id_ID"/>
         </w:rPr>
         <w:t xml:space="preserve">; </w:t>
       </w:r>
-      <w:hyperlink r:id="rId30">
-        <w:r>
-          <w:rPr>
-            <w:lang w:val="id_ID" w:bidi="id_ID"/>
-          </w:rPr>
-          <w:rPr>
-            <w:color w:val="0000EE"/>
-            <w:u w:val="single"/>
-          </w:rPr>
-          <w:t>68–70</w:t>
-        </w:r>
-      </w:hyperlink>
+      <w:r>
+        <w:rPr>
+          <w:lang w:val="id_ID" w:bidi="id_ID"/>
+        </w:rPr>
+        <w:t>68–70</w:t>
+      </w:r>
       <w:r>
         <w:rPr>
           <w:lang w:val="id_ID" w:bidi="id_ID"/>
         </w:rPr>
         <w:t xml:space="preserve">; Salomo, </w:t>
       </w:r>
-      <w:hyperlink r:id="rId31">
-        <w:r>
-          <w:rPr>
-            <w:lang w:val="id_ID" w:bidi="id_ID"/>
-          </w:rPr>
-          <w:rPr>
-            <w:color w:val="0000EE"/>
-            <w:u w:val="single"/>
-          </w:rPr>
-          <w:t>Mzm. 72</w:t>
-        </w:r>
-      </w:hyperlink>
+      <w:r>
+        <w:rPr>
+          <w:lang w:val="id_ID" w:bidi="id_ID"/>
+        </w:rPr>
+        <w:t>Mzm. 72</w:t>
+      </w:r>
       <w:r>
         <w:rPr>
           <w:lang w:val="id_ID" w:bidi="id_ID"/>
         </w:rPr>
         <w:t>) menunjukkan transisi tematik dari Daud sebagai satu-satunya model dan guru ke perspektif lainnya. Di akhir Kitab Dua, penyunting berkomentar, “Sekianlah doa-doa Daud bin Isai.” (</w:t>
       </w:r>
-      <w:hyperlink r:id="rId32">
-        <w:r>
-          <w:rPr>
-            <w:lang w:val="id_ID" w:bidi="id_ID"/>
-          </w:rPr>
-          <w:rPr>
-            <w:color w:val="0000EE"/>
-            <w:u w:val="single"/>
-          </w:rPr>
-          <w:t>Mzm. 72:20</w:t>
-        </w:r>
-      </w:hyperlink>
+      <w:r>
+        <w:rPr>
+          <w:lang w:val="id_ID" w:bidi="id_ID"/>
+        </w:rPr>
+        <w:t>Mzm. 72:20</w:t>
+      </w:r>
       <w:r>
         <w:rPr>
           <w:lang w:val="id_ID" w:bidi="id_ID"/>
@@ -899,18 +731,12 @@
         </w:rPr>
         <w:t>Kitab Tiga (</w:t>
       </w:r>
-      <w:hyperlink r:id="rId20">
-        <w:r>
-          <w:rPr>
-            <w:lang w:val="id_ID" w:bidi="id_ID"/>
-          </w:rPr>
-          <w:rPr>
-            <w:color w:val="0000EE"/>
-            <w:u w:val="single"/>
-          </w:rPr>
-          <w:t>Mzm. 73–89</w:t>
-        </w:r>
-      </w:hyperlink>
+      <w:r>
+        <w:rPr>
+          <w:lang w:val="id_ID" w:bidi="id_ID"/>
+        </w:rPr>
+        <w:t>Mzm. 73–89</w:t>
+      </w:r>
       <w:r>
         <w:rPr>
           <w:lang w:val="id_ID" w:bidi="id_ID"/>
@@ -930,144 +756,96 @@
         </w:rPr>
         <w:t xml:space="preserve"> untuk Allah (</w:t>
       </w:r>
-      <w:hyperlink r:id="rId33">
-        <w:r>
-          <w:rPr>
-            <w:lang w:val="id_ID" w:bidi="id_ID"/>
-          </w:rPr>
-          <w:rPr>
-            <w:color w:val="0000EE"/>
-            <w:u w:val="single"/>
-          </w:rPr>
-          <w:t>Mzm. 42–83</w:t>
-        </w:r>
-      </w:hyperlink>
+      <w:r>
+        <w:rPr>
+          <w:lang w:val="id_ID" w:bidi="id_ID"/>
+        </w:rPr>
+        <w:t>Mzm. 42–83</w:t>
+      </w:r>
       <w:r>
         <w:rPr>
           <w:lang w:val="id_ID" w:bidi="id_ID"/>
         </w:rPr>
         <w:t xml:space="preserve">) dan keragaman penulisnya (Asaf, </w:t>
       </w:r>
-      <w:hyperlink r:id="rId34">
-        <w:r>
-          <w:rPr>
-            <w:lang w:val="id_ID" w:bidi="id_ID"/>
-          </w:rPr>
-          <w:rPr>
-            <w:color w:val="0000EE"/>
-            <w:u w:val="single"/>
-          </w:rPr>
-          <w:t>Mzm. 73–83</w:t>
-        </w:r>
-      </w:hyperlink>
+      <w:r>
+        <w:rPr>
+          <w:lang w:val="id_ID" w:bidi="id_ID"/>
+        </w:rPr>
+        <w:t>Mzm. 73–83</w:t>
+      </w:r>
       <w:r>
         <w:rPr>
           <w:lang w:val="id_ID" w:bidi="id_ID"/>
         </w:rPr>
         <w:t xml:space="preserve">; keturunan Korah, </w:t>
       </w:r>
-      <w:hyperlink r:id="rId35">
-        <w:r>
-          <w:rPr>
-            <w:lang w:val="id_ID" w:bidi="id_ID"/>
-          </w:rPr>
-          <w:rPr>
-            <w:color w:val="0000EE"/>
-            <w:u w:val="single"/>
-          </w:rPr>
-          <w:t>Mzm. 84–85</w:t>
-        </w:r>
-      </w:hyperlink>
+      <w:r>
+        <w:rPr>
+          <w:lang w:val="id_ID" w:bidi="id_ID"/>
+        </w:rPr>
+        <w:t>Mzm. 84–85</w:t>
+      </w:r>
       <w:r>
         <w:rPr>
           <w:lang w:val="id_ID" w:bidi="id_ID"/>
         </w:rPr>
         <w:t xml:space="preserve">; </w:t>
       </w:r>
-      <w:hyperlink r:id="rId36">
-        <w:r>
-          <w:rPr>
-            <w:lang w:val="id_ID" w:bidi="id_ID"/>
-          </w:rPr>
-          <w:rPr>
-            <w:color w:val="0000EE"/>
-            <w:u w:val="single"/>
-          </w:rPr>
-          <w:t>87–88</w:t>
-        </w:r>
-      </w:hyperlink>
+      <w:r>
+        <w:rPr>
+          <w:lang w:val="id_ID" w:bidi="id_ID"/>
+        </w:rPr>
+        <w:t>87–88</w:t>
+      </w:r>
       <w:r>
         <w:rPr>
           <w:lang w:val="id_ID" w:bidi="id_ID"/>
         </w:rPr>
         <w:t xml:space="preserve">; Daud, </w:t>
       </w:r>
-      <w:hyperlink r:id="rId37">
-        <w:r>
-          <w:rPr>
-            <w:lang w:val="id_ID" w:bidi="id_ID"/>
-          </w:rPr>
-          <w:rPr>
-            <w:color w:val="0000EE"/>
-            <w:u w:val="single"/>
-          </w:rPr>
-          <w:t>Mzm. 86</w:t>
-        </w:r>
-      </w:hyperlink>
+      <w:r>
+        <w:rPr>
+          <w:lang w:val="id_ID" w:bidi="id_ID"/>
+        </w:rPr>
+        <w:t>Mzm. 86</w:t>
+      </w:r>
       <w:r>
         <w:rPr>
           <w:lang w:val="id_ID" w:bidi="id_ID"/>
         </w:rPr>
         <w:t xml:space="preserve">). </w:t>
       </w:r>
-      <w:hyperlink r:id="rId38">
-        <w:r>
-          <w:rPr>
-            <w:lang w:val="id_ID" w:bidi="id_ID"/>
-          </w:rPr>
-          <w:rPr>
-            <w:color w:val="0000EE"/>
-            <w:u w:val="single"/>
-          </w:rPr>
-          <w:t>Mazmur 73</w:t>
-        </w:r>
-      </w:hyperlink>
+      <w:r>
+        <w:rPr>
+          <w:lang w:val="id_ID" w:bidi="id_ID"/>
+        </w:rPr>
+        <w:t>Mazmur 73</w:t>
+      </w:r>
       <w:r>
         <w:rPr>
           <w:lang w:val="id_ID" w:bidi="id_ID"/>
         </w:rPr>
         <w:t>, yang membuka Kitab Tiga, mempertanyakan keadilan dan kekuasaan Allah, sehingga menimbulkan keraguan terhadap visi megah kerajaan mesianik yang digambarkan dalam mazmur terakhir Kitab Dua (</w:t>
       </w:r>
-      <w:hyperlink r:id="rId31">
-        <w:r>
-          <w:rPr>
-            <w:lang w:val="id_ID" w:bidi="id_ID"/>
-          </w:rPr>
-          <w:rPr>
-            <w:color w:val="0000EE"/>
-            <w:u w:val="single"/>
-          </w:rPr>
-          <w:t>Mzm. 72</w:t>
-        </w:r>
-      </w:hyperlink>
+      <w:r>
+        <w:rPr>
+          <w:lang w:val="id_ID" w:bidi="id_ID"/>
+        </w:rPr>
+        <w:t>Mzm. 72</w:t>
+      </w:r>
       <w:r>
         <w:rPr>
           <w:lang w:val="id_ID" w:bidi="id_ID"/>
         </w:rPr>
         <w:t xml:space="preserve">). Pertanyaan ini muncul kembali dalam </w:t>
       </w:r>
-      <w:hyperlink r:id="rId39">
-        <w:r>
-          <w:rPr>
-            <w:lang w:val="id_ID" w:bidi="id_ID"/>
-          </w:rPr>
-          <w:rPr>
-            <w:color w:val="0000EE"/>
-            <w:u w:val="single"/>
-          </w:rPr>
-          <w:t>Mazmur 89</w:t>
-        </w:r>
-      </w:hyperlink>
+      <w:r>
+        <w:rPr>
+          <w:lang w:val="id_ID" w:bidi="id_ID"/>
+        </w:rPr>
+        <w:t>Mazmur 89</w:t>
+      </w:r>
       <w:r>
         <w:rPr>
           <w:lang w:val="id_ID" w:bidi="id_ID"/>
@@ -1092,144 +870,96 @@
         </w:rPr>
         <w:t>Mazmur dari Kitab Empat (</w:t>
       </w:r>
-      <w:hyperlink r:id="rId22">
-        <w:r>
-          <w:rPr>
-            <w:lang w:val="id_ID" w:bidi="id_ID"/>
-          </w:rPr>
-          <w:rPr>
-            <w:color w:val="0000EE"/>
-            <w:u w:val="single"/>
-          </w:rPr>
-          <w:t>Mzm. 90–106</w:t>
-        </w:r>
-      </w:hyperlink>
+      <w:r>
+        <w:rPr>
+          <w:lang w:val="id_ID" w:bidi="id_ID"/>
+        </w:rPr>
+        <w:t>Mzm. 90–106</w:t>
+      </w:r>
       <w:r>
         <w:rPr>
           <w:lang w:val="id_ID" w:bidi="id_ID"/>
         </w:rPr>
         <w:t xml:space="preserve">) menghadapi pertanyaan yang muncul selama masa Pembuangan, ketika tampaknya Perjanjian Allah dengan Daud telah dibatalkan (lihat </w:t>
       </w:r>
-      <w:hyperlink r:id="rId39">
-        <w:r>
-          <w:rPr>
-            <w:lang w:val="id_ID" w:bidi="id_ID"/>
-          </w:rPr>
-          <w:rPr>
-            <w:color w:val="0000EE"/>
-            <w:u w:val="single"/>
-          </w:rPr>
-          <w:t>Mzm. 89</w:t>
-        </w:r>
-      </w:hyperlink>
+      <w:r>
+        <w:rPr>
+          <w:lang w:val="id_ID" w:bidi="id_ID"/>
+        </w:rPr>
+        <w:t>Mzm. 89</w:t>
+      </w:r>
       <w:r>
         <w:rPr>
           <w:lang w:val="id_ID" w:bidi="id_ID"/>
         </w:rPr>
         <w:t xml:space="preserve">). Menanggapi krisis ini, beberapa mazmur mendorong pertumbuhan individu dalam karakter dan kesalehan (lihat </w:t>
       </w:r>
-      <w:hyperlink r:id="rId40">
-        <w:r>
-          <w:rPr>
-            <w:lang w:val="id_ID" w:bidi="id_ID"/>
-          </w:rPr>
-          <w:rPr>
-            <w:color w:val="0000EE"/>
-            <w:u w:val="single"/>
-          </w:rPr>
-          <w:t>Mzm. 91–92</w:t>
-        </w:r>
-      </w:hyperlink>
+      <w:r>
+        <w:rPr>
+          <w:lang w:val="id_ID" w:bidi="id_ID"/>
+        </w:rPr>
+        <w:t>Mzm. 91–92</w:t>
+      </w:r>
       <w:r>
         <w:rPr>
           <w:lang w:val="id_ID" w:bidi="id_ID"/>
         </w:rPr>
         <w:t>). Sebagian besar mazmur dalam koleksi ini menggambarkan Allah sebagai raja yang adil dan setia yang kerajaannya meluas ke seluruh ciptaan (</w:t>
       </w:r>
-      <w:hyperlink r:id="rId41">
-        <w:r>
-          <w:rPr>
-            <w:lang w:val="id_ID" w:bidi="id_ID"/>
-          </w:rPr>
-          <w:rPr>
-            <w:color w:val="0000EE"/>
-            <w:u w:val="single"/>
-          </w:rPr>
-          <w:t>Mzm. 93–100</w:t>
-        </w:r>
-      </w:hyperlink>
+      <w:r>
+        <w:rPr>
+          <w:lang w:val="id_ID" w:bidi="id_ID"/>
+        </w:rPr>
+        <w:t>Mzm. 93–100</w:t>
+      </w:r>
       <w:r>
         <w:rPr>
           <w:lang w:val="id_ID" w:bidi="id_ID"/>
         </w:rPr>
         <w:t>). Dia tetap mencintai umat-Nya, kawanan domba padang rumput-Nya (</w:t>
       </w:r>
-      <w:hyperlink r:id="rId42">
-        <w:r>
-          <w:rPr>
-            <w:lang w:val="id_ID" w:bidi="id_ID"/>
-          </w:rPr>
-          <w:rPr>
-            <w:color w:val="0000EE"/>
-            <w:u w:val="single"/>
-          </w:rPr>
-          <w:t>Mzm. 100</w:t>
-        </w:r>
-      </w:hyperlink>
+      <w:r>
+        <w:rPr>
+          <w:lang w:val="id_ID" w:bidi="id_ID"/>
+        </w:rPr>
+        <w:t>Mzm. 100</w:t>
+      </w:r>
       <w:r>
         <w:rPr>
           <w:lang w:val="id_ID" w:bidi="id_ID"/>
         </w:rPr>
         <w:t>), tetapi mereka harus mendengarkan-Nya (</w:t>
       </w:r>
-      <w:hyperlink r:id="rId43">
-        <w:r>
-          <w:rPr>
-            <w:lang w:val="id_ID" w:bidi="id_ID"/>
-          </w:rPr>
-          <w:rPr>
-            <w:color w:val="0000EE"/>
-            <w:u w:val="single"/>
-          </w:rPr>
-          <w:t>Mzm. 95</w:t>
-        </w:r>
-      </w:hyperlink>
+      <w:r>
+        <w:rPr>
+          <w:lang w:val="id_ID" w:bidi="id_ID"/>
+        </w:rPr>
+        <w:t>Mzm. 95</w:t>
+      </w:r>
       <w:r>
         <w:rPr>
           <w:lang w:val="id_ID" w:bidi="id_ID"/>
         </w:rPr>
         <w:t xml:space="preserve">; </w:t>
       </w:r>
-      <w:hyperlink r:id="rId42">
-        <w:r>
-          <w:rPr>
-            <w:lang w:val="id_ID" w:bidi="id_ID"/>
-          </w:rPr>
-          <w:rPr>
-            <w:color w:val="0000EE"/>
-            <w:u w:val="single"/>
-          </w:rPr>
-          <w:t>100</w:t>
-        </w:r>
-      </w:hyperlink>
+      <w:r>
+        <w:rPr>
+          <w:lang w:val="id_ID" w:bidi="id_ID"/>
+        </w:rPr>
+        <w:t>100</w:t>
+      </w:r>
       <w:r>
         <w:rPr>
           <w:lang w:val="id_ID" w:bidi="id_ID"/>
         </w:rPr>
         <w:t>). Allah adalah sumber pengampunan, dan belas kasih-Nya meyakinkan umat-Nya yang terbuang bahwa Dia masih peduli pada mereka. Tinjauan sejarah penebusan dari penciptaan hingga Pembuangan (</w:t>
       </w:r>
-      <w:hyperlink r:id="rId44">
-        <w:r>
-          <w:rPr>
-            <w:lang w:val="id_ID" w:bidi="id_ID"/>
-          </w:rPr>
-          <w:rPr>
-            <w:color w:val="0000EE"/>
-            <w:u w:val="single"/>
-          </w:rPr>
-          <w:t>Mzm. 104–106</w:t>
-        </w:r>
-      </w:hyperlink>
+      <w:r>
+        <w:rPr>
+          <w:lang w:val="id_ID" w:bidi="id_ID"/>
+        </w:rPr>
+        <w:t>Mzm. 104–106</w:t>
+      </w:r>
       <w:r>
         <w:rPr>
           <w:lang w:val="id_ID" w:bidi="id_ID"/>
@@ -1254,36 +984,24 @@
         </w:rPr>
         <w:t xml:space="preserve">Doa dari Kitab </w:t>
       </w:r>
-      <w:hyperlink r:id="rId23">
-        <w:r>
-          <w:rPr>
-            <w:lang w:val="id_ID" w:bidi="id_ID"/>
-          </w:rPr>
-          <w:rPr>
-            <w:color w:val="0000EE"/>
-            <w:u w:val="single"/>
-          </w:rPr>
-          <w:t>Mazmur 106:48</w:t>
-        </w:r>
-      </w:hyperlink>
+      <w:r>
+        <w:rPr>
+          <w:lang w:val="id_ID" w:bidi="id_ID"/>
+        </w:rPr>
+        <w:t>Mazmur 106:48</w:t>
+      </w:r>
       <w:r>
         <w:rPr>
           <w:lang w:val="id_ID" w:bidi="id_ID"/>
         </w:rPr>
         <w:t xml:space="preserve"> juga termasuk dalam Kitab </w:t>
       </w:r>
-      <w:hyperlink r:id="rId45">
-        <w:r>
-          <w:rPr>
-            <w:lang w:val="id_ID" w:bidi="id_ID"/>
-          </w:rPr>
-          <w:rPr>
-            <w:color w:val="0000EE"/>
-            <w:u w:val="single"/>
-          </w:rPr>
-          <w:t>1 Tawarikh 16:36</w:t>
-        </w:r>
-      </w:hyperlink>
+      <w:r>
+        <w:rPr>
+          <w:lang w:val="id_ID" w:bidi="id_ID"/>
+        </w:rPr>
+        <w:t>1 Tawarikh 16:36</w:t>
+      </w:r>
       <w:r>
         <w:rPr>
           <w:lang w:val="id_ID" w:bidi="id_ID"/>
@@ -1308,18 +1026,12 @@
         </w:rPr>
         <w:t>Kitab Lima (</w:t>
       </w:r>
-      <w:hyperlink r:id="rId24">
-        <w:r>
-          <w:rPr>
-            <w:lang w:val="id_ID" w:bidi="id_ID"/>
-          </w:rPr>
-          <w:rPr>
-            <w:color w:val="0000EE"/>
-            <w:u w:val="single"/>
-          </w:rPr>
-          <w:t>Mzm. 107–150</w:t>
-        </w:r>
-      </w:hyperlink>
+      <w:r>
+        <w:rPr>
+          <w:lang w:val="id_ID" w:bidi="id_ID"/>
+        </w:rPr>
+        <w:t>Mzm. 107–150</w:t>
+      </w:r>
       <w:r>
         <w:rPr>
           <w:lang w:val="id_ID" w:bidi="id_ID"/>
@@ -1339,18 +1051,12 @@
         </w:rPr>
         <w:t xml:space="preserve"> (</w:t>
       </w:r>
-      <w:hyperlink r:id="rId46">
-        <w:r>
-          <w:rPr>
-            <w:lang w:val="id_ID" w:bidi="id_ID"/>
-          </w:rPr>
-          <w:rPr>
-            <w:color w:val="0000EE"/>
-            <w:u w:val="single"/>
-          </w:rPr>
-          <w:t>Mzm. 113–118</w:t>
-        </w:r>
-      </w:hyperlink>
+      <w:r>
+        <w:rPr>
+          <w:lang w:val="id_ID" w:bidi="id_ID"/>
+        </w:rPr>
+        <w:t>Mzm. 113–118</w:t>
+      </w:r>
       <w:r>
         <w:rPr>
           <w:lang w:val="id_ID" w:bidi="id_ID"/>
@@ -1370,18 +1076,12 @@
         </w:rPr>
         <w:t xml:space="preserve"> (</w:t>
       </w:r>
-      <w:hyperlink r:id="rId47">
-        <w:r>
-          <w:rPr>
-            <w:lang w:val="id_ID" w:bidi="id_ID"/>
-          </w:rPr>
-          <w:rPr>
-            <w:color w:val="0000EE"/>
-            <w:u w:val="single"/>
-          </w:rPr>
-          <w:t>Mzm. 119</w:t>
-        </w:r>
-      </w:hyperlink>
+      <w:r>
+        <w:rPr>
+          <w:lang w:val="id_ID" w:bidi="id_ID"/>
+        </w:rPr>
+        <w:t>Mzm. 119</w:t>
+      </w:r>
       <w:r>
         <w:rPr>
           <w:lang w:val="id_ID" w:bidi="id_ID"/>
@@ -1401,18 +1101,12 @@
         </w:rPr>
         <w:t xml:space="preserve"> (</w:t>
       </w:r>
-      <w:hyperlink r:id="rId48">
-        <w:r>
-          <w:rPr>
-            <w:lang w:val="id_ID" w:bidi="id_ID"/>
-          </w:rPr>
-          <w:rPr>
-            <w:color w:val="0000EE"/>
-            <w:u w:val="single"/>
-          </w:rPr>
-          <w:t>Mzm. 120–136</w:t>
-        </w:r>
-      </w:hyperlink>
+      <w:r>
+        <w:rPr>
+          <w:lang w:val="id_ID" w:bidi="id_ID"/>
+        </w:rPr>
+        <w:t>Mzm. 120–136</w:t>
+      </w:r>
       <w:r>
         <w:rPr>
           <w:lang w:val="id_ID" w:bidi="id_ID"/>
@@ -1432,198 +1126,132 @@
         </w:rPr>
         <w:t xml:space="preserve"> (</w:t>
       </w:r>
-      <w:hyperlink r:id="rId49">
-        <w:r>
-          <w:rPr>
-            <w:lang w:val="id_ID" w:bidi="id_ID"/>
-          </w:rPr>
-          <w:rPr>
-            <w:color w:val="0000EE"/>
-            <w:u w:val="single"/>
-          </w:rPr>
-          <w:t>Mzm. 120–134</w:t>
-        </w:r>
-      </w:hyperlink>
+      <w:r>
+        <w:rPr>
+          <w:lang w:val="id_ID" w:bidi="id_ID"/>
+        </w:rPr>
+        <w:t>Mzm. 120–134</w:t>
+      </w:r>
       <w:r>
         <w:rPr>
           <w:lang w:val="id_ID" w:bidi="id_ID"/>
         </w:rPr>
         <w:t>); delapan Mazmur Daud (</w:t>
       </w:r>
-      <w:hyperlink r:id="rId50">
-        <w:r>
-          <w:rPr>
-            <w:lang w:val="id_ID" w:bidi="id_ID"/>
-          </w:rPr>
-          <w:rPr>
-            <w:color w:val="0000EE"/>
-            <w:u w:val="single"/>
-          </w:rPr>
-          <w:t>Mzm. 138–145</w:t>
-        </w:r>
-      </w:hyperlink>
+      <w:r>
+        <w:rPr>
+          <w:lang w:val="id_ID" w:bidi="id_ID"/>
+        </w:rPr>
+        <w:t>Mzm. 138–145</w:t>
+      </w:r>
       <w:r>
         <w:rPr>
           <w:lang w:val="id_ID" w:bidi="id_ID"/>
         </w:rPr>
         <w:t>); dan lima himne pujian penutup (</w:t>
       </w:r>
-      <w:hyperlink r:id="rId51">
-        <w:r>
-          <w:rPr>
-            <w:lang w:val="id_ID" w:bidi="id_ID"/>
-          </w:rPr>
-          <w:rPr>
-            <w:color w:val="0000EE"/>
-            <w:u w:val="single"/>
-          </w:rPr>
-          <w:t>Mzm. 146–150</w:t>
-        </w:r>
-      </w:hyperlink>
+      <w:r>
+        <w:rPr>
+          <w:lang w:val="id_ID" w:bidi="id_ID"/>
+        </w:rPr>
+        <w:t>Mzm. 146–150</w:t>
+      </w:r>
       <w:r>
         <w:rPr>
           <w:lang w:val="id_ID" w:bidi="id_ID"/>
         </w:rPr>
         <w:t>). Kitab Lima menggambarkan perkembangan tematik penderitaan, ratapan, penyelamatan Allah, dan pujian. Mazmur pembuka (</w:t>
       </w:r>
-      <w:hyperlink r:id="rId52">
-        <w:r>
-          <w:rPr>
-            <w:lang w:val="id_ID" w:bidi="id_ID"/>
-          </w:rPr>
-          <w:rPr>
-            <w:color w:val="0000EE"/>
-            <w:u w:val="single"/>
-          </w:rPr>
-          <w:t>Mzm. 107</w:t>
-        </w:r>
-      </w:hyperlink>
+      <w:r>
+        <w:rPr>
+          <w:lang w:val="id_ID" w:bidi="id_ID"/>
+        </w:rPr>
+        <w:t>Mzm. 107</w:t>
+      </w:r>
       <w:r>
         <w:rPr>
           <w:lang w:val="id_ID" w:bidi="id_ID"/>
         </w:rPr>
         <w:t>) memulai pola ini, dan ayat terakhirnya (</w:t>
       </w:r>
-      <w:hyperlink r:id="rId53">
-        <w:r>
-          <w:rPr>
-            <w:lang w:val="id_ID" w:bidi="id_ID"/>
-          </w:rPr>
-          <w:rPr>
-            <w:color w:val="0000EE"/>
-            <w:u w:val="single"/>
-          </w:rPr>
-          <w:t>Mzm. 107:43</w:t>
-        </w:r>
-      </w:hyperlink>
+      <w:r>
+        <w:rPr>
+          <w:lang w:val="id_ID" w:bidi="id_ID"/>
+        </w:rPr>
+        <w:t>Mzm. 107:43</w:t>
+      </w:r>
       <w:r>
         <w:rPr>
           <w:lang w:val="id_ID" w:bidi="id_ID"/>
         </w:rPr>
         <w:t xml:space="preserve">) menekankan pentingnya kebijaksanaan dalam memahami cara-cara Allah. </w:t>
       </w:r>
-      <w:hyperlink r:id="rId47">
-        <w:r>
-          <w:rPr>
-            <w:lang w:val="id_ID" w:bidi="id_ID"/>
-          </w:rPr>
-          <w:rPr>
-            <w:color w:val="0000EE"/>
-            <w:u w:val="single"/>
-          </w:rPr>
-          <w:t>Mazmur 119</w:t>
-        </w:r>
-      </w:hyperlink>
+      <w:r>
+        <w:rPr>
+          <w:lang w:val="id_ID" w:bidi="id_ID"/>
+        </w:rPr>
+        <w:t>Mazmur 119</w:t>
+      </w:r>
       <w:r>
         <w:rPr>
           <w:lang w:val="id_ID" w:bidi="id_ID"/>
         </w:rPr>
         <w:t>, mazmur terpanjang, merayakan kebijaksanaan dan firman Allah. Mazmur yang menggambarkan pemeliharaan historis Tuhan untuk Israel di padang gurun (</w:t>
       </w:r>
-      <w:hyperlink r:id="rId54">
-        <w:r>
-          <w:rPr>
-            <w:lang w:val="id_ID" w:bidi="id_ID"/>
-          </w:rPr>
-          <w:rPr>
-            <w:color w:val="0000EE"/>
-            <w:u w:val="single"/>
-          </w:rPr>
-          <w:t>Mzm. 114–118</w:t>
-        </w:r>
-      </w:hyperlink>
+      <w:r>
+        <w:rPr>
+          <w:lang w:val="id_ID" w:bidi="id_ID"/>
+        </w:rPr>
+        <w:t>Mzm. 114–118</w:t>
+      </w:r>
       <w:r>
         <w:rPr>
           <w:lang w:val="id_ID" w:bidi="id_ID"/>
         </w:rPr>
         <w:t xml:space="preserve">; </w:t>
       </w:r>
-      <w:hyperlink r:id="rId55">
-        <w:r>
-          <w:rPr>
-            <w:lang w:val="id_ID" w:bidi="id_ID"/>
-          </w:rPr>
-          <w:rPr>
-            <w:color w:val="0000EE"/>
-            <w:u w:val="single"/>
-          </w:rPr>
-          <w:t>135–136</w:t>
-        </w:r>
-      </w:hyperlink>
+      <w:r>
+        <w:rPr>
+          <w:lang w:val="id_ID" w:bidi="id_ID"/>
+        </w:rPr>
+        <w:t>135–136</w:t>
+      </w:r>
       <w:r>
         <w:rPr>
           <w:lang w:val="id_ID" w:bidi="id_ID"/>
         </w:rPr>
         <w:t>) mempersiapkan Israel dalam masa pembuangan dan pasca-pembuangan untuk membaca doa-doa terakhir Daud (</w:t>
       </w:r>
-      <w:hyperlink r:id="rId50">
-        <w:r>
-          <w:rPr>
-            <w:lang w:val="id_ID" w:bidi="id_ID"/>
-          </w:rPr>
-          <w:rPr>
-            <w:color w:val="0000EE"/>
-            <w:u w:val="single"/>
-          </w:rPr>
-          <w:t>Mzm. 138–145</w:t>
-        </w:r>
-      </w:hyperlink>
+      <w:r>
+        <w:rPr>
+          <w:lang w:val="id_ID" w:bidi="id_ID"/>
+        </w:rPr>
+        <w:t>Mzm. 138–145</w:t>
+      </w:r>
       <w:r>
         <w:rPr>
           <w:lang w:val="id_ID" w:bidi="id_ID"/>
         </w:rPr>
         <w:t>) dengan perspektif baru: Daud menantikan kerajaan Allah (</w:t>
       </w:r>
-      <w:hyperlink r:id="rId56">
-        <w:r>
-          <w:rPr>
-            <w:lang w:val="id_ID" w:bidi="id_ID"/>
-          </w:rPr>
-          <w:rPr>
-            <w:color w:val="0000EE"/>
-            <w:u w:val="single"/>
-          </w:rPr>
-          <w:t>Mzm. 145</w:t>
-        </w:r>
-      </w:hyperlink>
+      <w:r>
+        <w:rPr>
+          <w:lang w:val="id_ID" w:bidi="id_ID"/>
+        </w:rPr>
+        <w:t>Mzm. 145</w:t>
+      </w:r>
       <w:r>
         <w:rPr>
           <w:lang w:val="id_ID" w:bidi="id_ID"/>
         </w:rPr>
         <w:t>). Mazmur pujian menegaskan harapan ini (</w:t>
       </w:r>
-      <w:hyperlink r:id="rId51">
-        <w:r>
-          <w:rPr>
-            <w:lang w:val="id_ID" w:bidi="id_ID"/>
-          </w:rPr>
-          <w:rPr>
-            <w:color w:val="0000EE"/>
-            <w:u w:val="single"/>
-          </w:rPr>
-          <w:t>Mzm. 146–150</w:t>
-        </w:r>
-      </w:hyperlink>
+      <w:r>
+        <w:rPr>
+          <w:lang w:val="id_ID" w:bidi="id_ID"/>
+        </w:rPr>
+        <w:t>Mzm. 146–150</w:t>
+      </w:r>
       <w:r>
         <w:rPr>
           <w:lang w:val="id_ID" w:bidi="id_ID"/>
@@ -1648,36 +1276,24 @@
         </w:rPr>
         <w:t>Tampaknya ada penambahan pada mazmur yang sudah ada. Hal ini mungkin menjelaskan doa untuk pemulihan Sion (</w:t>
       </w:r>
-      <w:hyperlink r:id="rId57">
-        <w:r>
-          <w:rPr>
-            <w:lang w:val="id_ID" w:bidi="id_ID"/>
-          </w:rPr>
-          <w:rPr>
-            <w:color w:val="0000EE"/>
-            <w:u w:val="single"/>
-          </w:rPr>
-          <w:t>Mzm. 51:18–19</w:t>
-        </w:r>
-      </w:hyperlink>
+      <w:r>
+        <w:rPr>
+          <w:lang w:val="id_ID" w:bidi="id_ID"/>
+        </w:rPr>
+        <w:t>Mzm. 51:18–19</w:t>
+      </w:r>
       <w:r>
         <w:rPr>
           <w:lang w:val="id_ID" w:bidi="id_ID"/>
         </w:rPr>
         <w:t>) dan untuk berkat Allah atas Yerusalem (</w:t>
       </w:r>
-      <w:hyperlink r:id="rId58">
-        <w:r>
-          <w:rPr>
-            <w:lang w:val="id_ID" w:bidi="id_ID"/>
-          </w:rPr>
-          <w:rPr>
-            <w:color w:val="0000EE"/>
-            <w:u w:val="single"/>
-          </w:rPr>
-          <w:t>Mzm. 69:34–36</w:t>
-        </w:r>
-      </w:hyperlink>
+      <w:r>
+        <w:rPr>
+          <w:lang w:val="id_ID" w:bidi="id_ID"/>
+        </w:rPr>
+        <w:t>Mzm. 69:34–36</w:t>
+      </w:r>
       <w:r>
         <w:rPr>
           <w:lang w:val="id_ID" w:bidi="id_ID"/>
@@ -1702,108 +1318,72 @@
         </w:rPr>
         <w:t xml:space="preserve">Naskah yang ada menunjukkan fleksibilitas dalam organisasi dan judul Kitab Mazmur. Baik edisi Ibrani maupun Yunani dari Kitab Mazmur berisi 150 Mazmur, tetapi dengan pembagian dan penomoran yang berbeda serta perbedaan mengenai mazmur mana yang memiliki judul. Teks Yunani menggabungkan </w:t>
       </w:r>
-      <w:hyperlink r:id="rId59">
-        <w:r>
-          <w:rPr>
-            <w:lang w:val="id_ID" w:bidi="id_ID"/>
-          </w:rPr>
-          <w:rPr>
-            <w:color w:val="0000EE"/>
-            <w:u w:val="single"/>
-          </w:rPr>
-          <w:t>Mazmur 9</w:t>
-        </w:r>
-      </w:hyperlink>
+      <w:r>
+        <w:rPr>
+          <w:lang w:val="id_ID" w:bidi="id_ID"/>
+        </w:rPr>
+        <w:t>Mazmur 9</w:t>
+      </w:r>
       <w:r>
         <w:rPr>
           <w:lang w:val="id_ID" w:bidi="id_ID"/>
         </w:rPr>
         <w:t xml:space="preserve"> dan </w:t>
       </w:r>
-      <w:hyperlink r:id="rId60">
-        <w:r>
-          <w:rPr>
-            <w:lang w:val="id_ID" w:bidi="id_ID"/>
-          </w:rPr>
-          <w:rPr>
-            <w:color w:val="0000EE"/>
-            <w:u w:val="single"/>
-          </w:rPr>
-          <w:t>10</w:t>
-        </w:r>
-      </w:hyperlink>
+      <w:r>
+        <w:rPr>
+          <w:lang w:val="id_ID" w:bidi="id_ID"/>
+        </w:rPr>
+        <w:t>10</w:t>
+      </w:r>
       <w:r>
         <w:rPr>
           <w:lang w:val="id_ID" w:bidi="id_ID"/>
         </w:rPr>
         <w:t xml:space="preserve"> serta </w:t>
       </w:r>
-      <w:hyperlink r:id="rId61">
-        <w:r>
-          <w:rPr>
-            <w:lang w:val="id_ID" w:bidi="id_ID"/>
-          </w:rPr>
-          <w:rPr>
-            <w:color w:val="0000EE"/>
-            <w:u w:val="single"/>
-          </w:rPr>
-          <w:t>Mazmur 114</w:t>
-        </w:r>
-      </w:hyperlink>
+      <w:r>
+        <w:rPr>
+          <w:lang w:val="id_ID" w:bidi="id_ID"/>
+        </w:rPr>
+        <w:t>Mazmur 114</w:t>
+      </w:r>
       <w:r>
         <w:rPr>
           <w:lang w:val="id_ID" w:bidi="id_ID"/>
         </w:rPr>
         <w:t xml:space="preserve"> dan </w:t>
       </w:r>
-      <w:hyperlink r:id="rId62">
-        <w:r>
-          <w:rPr>
-            <w:lang w:val="id_ID" w:bidi="id_ID"/>
-          </w:rPr>
-          <w:rPr>
-            <w:color w:val="0000EE"/>
-            <w:u w:val="single"/>
-          </w:rPr>
-          <w:t>115</w:t>
-        </w:r>
-      </w:hyperlink>
+      <w:r>
+        <w:rPr>
+          <w:lang w:val="id_ID" w:bidi="id_ID"/>
+        </w:rPr>
+        <w:t>115</w:t>
+      </w:r>
       <w:r>
         <w:rPr>
           <w:lang w:val="id_ID" w:bidi="id_ID"/>
         </w:rPr>
         <w:t xml:space="preserve"> menjadi satu mazmur masing-masing, tetapi membagi </w:t>
       </w:r>
-      <w:hyperlink r:id="rId63">
-        <w:r>
-          <w:rPr>
-            <w:lang w:val="id_ID" w:bidi="id_ID"/>
-          </w:rPr>
-          <w:rPr>
-            <w:color w:val="0000EE"/>
-            <w:u w:val="single"/>
-          </w:rPr>
-          <w:t>Mazmur 116</w:t>
-        </w:r>
-      </w:hyperlink>
+      <w:r>
+        <w:rPr>
+          <w:lang w:val="id_ID" w:bidi="id_ID"/>
+        </w:rPr>
+        <w:t>Mazmur 116</w:t>
+      </w:r>
       <w:r>
         <w:rPr>
           <w:lang w:val="id_ID" w:bidi="id_ID"/>
         </w:rPr>
         <w:t xml:space="preserve"> dan </w:t>
       </w:r>
-      <w:hyperlink r:id="rId64">
-        <w:r>
-          <w:rPr>
-            <w:lang w:val="id_ID" w:bidi="id_ID"/>
-          </w:rPr>
-          <w:rPr>
-            <w:color w:val="0000EE"/>
-            <w:u w:val="single"/>
-          </w:rPr>
-          <w:t>147</w:t>
-        </w:r>
-      </w:hyperlink>
+      <w:r>
+        <w:rPr>
+          <w:lang w:val="id_ID" w:bidi="id_ID"/>
+        </w:rPr>
+        <w:t>147</w:t>
+      </w:r>
       <w:r>
         <w:rPr>
           <w:lang w:val="id_ID" w:bidi="id_ID"/>
@@ -1824,54 +1404,36 @@
         </w:rPr>
         <w:t xml:space="preserve">Pada zaman Yesus, Kitab Mazmur yang terkumpul sudah dikenal dengan baik (lihat </w:t>
       </w:r>
-      <w:hyperlink r:id="rId65">
-        <w:r>
-          <w:rPr>
-            <w:lang w:val="id_ID" w:bidi="id_ID"/>
-          </w:rPr>
-          <w:rPr>
-            <w:color w:val="0000EE"/>
-            <w:u w:val="single"/>
-          </w:rPr>
-          <w:t>Lukas 20:42</w:t>
-        </w:r>
-      </w:hyperlink>
+      <w:r>
+        <w:rPr>
+          <w:lang w:val="id_ID" w:bidi="id_ID"/>
+        </w:rPr>
+        <w:t>Lukas 20:42</w:t>
+      </w:r>
       <w:r>
         <w:rPr>
           <w:lang w:val="id_ID" w:bidi="id_ID"/>
         </w:rPr>
         <w:t xml:space="preserve">; </w:t>
       </w:r>
-      <w:hyperlink r:id="rId66">
-        <w:r>
-          <w:rPr>
-            <w:lang w:val="id_ID" w:bidi="id_ID"/>
-          </w:rPr>
-          <w:rPr>
-            <w:color w:val="0000EE"/>
-            <w:u w:val="single"/>
-          </w:rPr>
-          <w:t>Kisah Para Rasul 1:20</w:t>
-        </w:r>
-      </w:hyperlink>
+      <w:r>
+        <w:rPr>
+          <w:lang w:val="id_ID" w:bidi="id_ID"/>
+        </w:rPr>
+        <w:t>Kisah Para Rasul 1:20</w:t>
+      </w:r>
       <w:r>
         <w:rPr>
           <w:lang w:val="id_ID" w:bidi="id_ID"/>
         </w:rPr>
         <w:t xml:space="preserve">). Kitab Mazmur ini merupakan bagian dari bagian ketiga kanon Ibrani, yang disebut Tulisan (lihat </w:t>
       </w:r>
-      <w:hyperlink r:id="rId67">
-        <w:r>
-          <w:rPr>
-            <w:lang w:val="id_ID" w:bidi="id_ID"/>
-          </w:rPr>
-          <w:rPr>
-            <w:color w:val="0000EE"/>
-            <w:u w:val="single"/>
-          </w:rPr>
-          <w:t>Lukas 24:44</w:t>
-        </w:r>
-      </w:hyperlink>
+      <w:r>
+        <w:rPr>
+          <w:lang w:val="id_ID" w:bidi="id_ID"/>
+        </w:rPr>
+        <w:t>Lukas 24:44</w:t>
+      </w:r>
       <w:r>
         <w:rPr>
           <w:lang w:val="id_ID" w:bidi="id_ID"/>
@@ -1903,180 +1465,120 @@
         </w:rPr>
         <w:t>Banyak penulisan Kitab Mazmur dikaitkan dengan Daud, tetapi tidak semuanya; sebenarnya, kurang dari setengahnya secara eksplisit terhubung dengannya. Kitab Mazmur lainnya dikaitkan dengan Asaf (</w:t>
       </w:r>
-      <w:hyperlink r:id="rId28">
-        <w:r>
-          <w:rPr>
-            <w:lang w:val="id_ID" w:bidi="id_ID"/>
-          </w:rPr>
-          <w:rPr>
-            <w:color w:val="0000EE"/>
-            <w:u w:val="single"/>
-          </w:rPr>
-          <w:t>Mzm. 50</w:t>
-        </w:r>
-      </w:hyperlink>
+      <w:r>
+        <w:rPr>
+          <w:lang w:val="id_ID" w:bidi="id_ID"/>
+        </w:rPr>
+        <w:t>Mzm. 50</w:t>
+      </w:r>
       <w:r>
         <w:rPr>
           <w:lang w:val="id_ID" w:bidi="id_ID"/>
         </w:rPr>
         <w:t xml:space="preserve">; </w:t>
       </w:r>
-      <w:hyperlink r:id="rId34">
-        <w:r>
-          <w:rPr>
-            <w:lang w:val="id_ID" w:bidi="id_ID"/>
-          </w:rPr>
-          <w:rPr>
-            <w:color w:val="0000EE"/>
-            <w:u w:val="single"/>
-          </w:rPr>
-          <w:t>73–83</w:t>
-        </w:r>
-      </w:hyperlink>
+      <w:r>
+        <w:rPr>
+          <w:lang w:val="id_ID" w:bidi="id_ID"/>
+        </w:rPr>
+        <w:t>73–83</w:t>
+      </w:r>
       <w:r>
         <w:rPr>
           <w:lang w:val="id_ID" w:bidi="id_ID"/>
         </w:rPr>
         <w:t>), keturunan Korah (</w:t>
       </w:r>
-      <w:hyperlink r:id="rId27">
-        <w:r>
-          <w:rPr>
-            <w:lang w:val="id_ID" w:bidi="id_ID"/>
-          </w:rPr>
-          <w:rPr>
-            <w:color w:val="0000EE"/>
-            <w:u w:val="single"/>
-          </w:rPr>
-          <w:t>Mzm. 42–49</w:t>
-        </w:r>
-      </w:hyperlink>
+      <w:r>
+        <w:rPr>
+          <w:lang w:val="id_ID" w:bidi="id_ID"/>
+        </w:rPr>
+        <w:t>Mzm. 42–49</w:t>
+      </w:r>
       <w:r>
         <w:rPr>
           <w:lang w:val="id_ID" w:bidi="id_ID"/>
         </w:rPr>
         <w:t xml:space="preserve">; </w:t>
       </w:r>
-      <w:hyperlink r:id="rId35">
-        <w:r>
-          <w:rPr>
-            <w:lang w:val="id_ID" w:bidi="id_ID"/>
-          </w:rPr>
-          <w:rPr>
-            <w:color w:val="0000EE"/>
-            <w:u w:val="single"/>
-          </w:rPr>
-          <w:t>84–85</w:t>
-        </w:r>
-      </w:hyperlink>
+      <w:r>
+        <w:rPr>
+          <w:lang w:val="id_ID" w:bidi="id_ID"/>
+        </w:rPr>
+        <w:t>84–85</w:t>
+      </w:r>
       <w:r>
         <w:rPr>
           <w:lang w:val="id_ID" w:bidi="id_ID"/>
         </w:rPr>
         <w:t xml:space="preserve">; </w:t>
       </w:r>
-      <w:hyperlink r:id="rId68">
-        <w:r>
-          <w:rPr>
-            <w:lang w:val="id_ID" w:bidi="id_ID"/>
-          </w:rPr>
-          <w:rPr>
-            <w:color w:val="0000EE"/>
-            <w:u w:val="single"/>
-          </w:rPr>
-          <w:t>87</w:t>
-        </w:r>
-      </w:hyperlink>
+      <w:r>
+        <w:rPr>
+          <w:lang w:val="id_ID" w:bidi="id_ID"/>
+        </w:rPr>
+        <w:t>87</w:t>
+      </w:r>
       <w:r>
         <w:rPr>
           <w:lang w:val="id_ID" w:bidi="id_ID"/>
         </w:rPr>
         <w:t>), Salomo (</w:t>
       </w:r>
-      <w:hyperlink r:id="rId31">
-        <w:r>
-          <w:rPr>
-            <w:lang w:val="id_ID" w:bidi="id_ID"/>
-          </w:rPr>
-          <w:rPr>
-            <w:color w:val="0000EE"/>
-            <w:u w:val="single"/>
-          </w:rPr>
-          <w:t>Mzm. 72</w:t>
-        </w:r>
-      </w:hyperlink>
+      <w:r>
+        <w:rPr>
+          <w:lang w:val="id_ID" w:bidi="id_ID"/>
+        </w:rPr>
+        <w:t>Mzm. 72</w:t>
+      </w:r>
       <w:r>
         <w:rPr>
           <w:lang w:val="id_ID" w:bidi="id_ID"/>
         </w:rPr>
         <w:t xml:space="preserve">; </w:t>
       </w:r>
-      <w:hyperlink r:id="rId69">
-        <w:r>
-          <w:rPr>
-            <w:lang w:val="id_ID" w:bidi="id_ID"/>
-          </w:rPr>
-          <w:rPr>
-            <w:color w:val="0000EE"/>
-            <w:u w:val="single"/>
-          </w:rPr>
-          <w:t>127</w:t>
-        </w:r>
-      </w:hyperlink>
+      <w:r>
+        <w:rPr>
+          <w:lang w:val="id_ID" w:bidi="id_ID"/>
+        </w:rPr>
+        <w:t>127</w:t>
+      </w:r>
       <w:r>
         <w:rPr>
           <w:lang w:val="id_ID" w:bidi="id_ID"/>
         </w:rPr>
         <w:t>), Heman (</w:t>
       </w:r>
-      <w:hyperlink r:id="rId70">
-        <w:r>
-          <w:rPr>
-            <w:lang w:val="id_ID" w:bidi="id_ID"/>
-          </w:rPr>
-          <w:rPr>
-            <w:color w:val="0000EE"/>
-            <w:u w:val="single"/>
-          </w:rPr>
-          <w:t>Mzm. 88</w:t>
-        </w:r>
-      </w:hyperlink>
+      <w:r>
+        <w:rPr>
+          <w:lang w:val="id_ID" w:bidi="id_ID"/>
+        </w:rPr>
+        <w:t>Mzm. 88</w:t>
+      </w:r>
       <w:r>
         <w:rPr>
           <w:lang w:val="id_ID" w:bidi="id_ID"/>
         </w:rPr>
         <w:t>), Etan (</w:t>
       </w:r>
-      <w:hyperlink r:id="rId39">
-        <w:r>
-          <w:rPr>
-            <w:lang w:val="id_ID" w:bidi="id_ID"/>
-          </w:rPr>
-          <w:rPr>
-            <w:color w:val="0000EE"/>
-            <w:u w:val="single"/>
-          </w:rPr>
-          <w:t>Mzm. 89</w:t>
-        </w:r>
-      </w:hyperlink>
+      <w:r>
+        <w:rPr>
+          <w:lang w:val="id_ID" w:bidi="id_ID"/>
+        </w:rPr>
+        <w:t>Mzm. 89</w:t>
+      </w:r>
       <w:r>
         <w:rPr>
           <w:lang w:val="id_ID" w:bidi="id_ID"/>
         </w:rPr>
         <w:t>), dan Musa (</w:t>
       </w:r>
-      <w:hyperlink r:id="rId71">
-        <w:r>
-          <w:rPr>
-            <w:lang w:val="id_ID" w:bidi="id_ID"/>
-          </w:rPr>
-          <w:rPr>
-            <w:color w:val="0000EE"/>
-            <w:u w:val="single"/>
-          </w:rPr>
-          <w:t>Mzm. 90</w:t>
-        </w:r>
-      </w:hyperlink>
+      <w:r>
+        <w:rPr>
+          <w:lang w:val="id_ID" w:bidi="id_ID"/>
+        </w:rPr>
+        <w:t>Mzm. 90</w:t>
+      </w:r>
       <w:r>
         <w:rPr>
           <w:lang w:val="id_ID" w:bidi="id_ID"/>
@@ -2097,432 +1599,288 @@
         </w:rPr>
         <w:t>Dari 116 mazmur yang memiliki judul, sebagian besar mengidentifikasi seseorang yang terkait dengan mazmur tersebut. Orang yang disebutkan mungkin adalah penulisnya, tetapi tidak selalu demikian. Preposisi Ibrani "le" sebelum nama (sering diterjemahkan "dari") juga dapat berarti "untuk," "didedikasikan kepada," "mengenai," "kepada," atau "oleh." Jadi, "ledawid" (sering diterjemahkan "dari Daud") bisa diartikan sebagai "untuk Daud," "didedikasikan kepada Daud," "mengenai Daud," atau "oleh Daud." Meskipun banyak Mazmur "dari Daud" mungkin ditulis olehnya, ada beberapa alasan untuk berhati-hati. Judulnya kadang-kadang memiliki dua nama, seperti Daud dan Yedutun atau Asaf (</w:t>
       </w:r>
-      <w:hyperlink r:id="rId72">
-        <w:r>
-          <w:rPr>
-            <w:lang w:val="id_ID" w:bidi="id_ID"/>
-          </w:rPr>
-          <w:rPr>
-            <w:color w:val="0000EE"/>
-            <w:u w:val="single"/>
-          </w:rPr>
-          <w:t>Mzm. 39</w:t>
-        </w:r>
-      </w:hyperlink>
+      <w:r>
+        <w:rPr>
+          <w:lang w:val="id_ID" w:bidi="id_ID"/>
+        </w:rPr>
+        <w:t>Mzm. 39</w:t>
+      </w:r>
       <w:r>
         <w:rPr>
           <w:lang w:val="id_ID" w:bidi="id_ID"/>
         </w:rPr>
         <w:t xml:space="preserve">, </w:t>
       </w:r>
-      <w:hyperlink r:id="rId73">
-        <w:r>
-          <w:rPr>
-            <w:lang w:val="id_ID" w:bidi="id_ID"/>
-          </w:rPr>
-          <w:rPr>
-            <w:color w:val="0000EE"/>
-            <w:u w:val="single"/>
-          </w:rPr>
-          <w:t>62</w:t>
-        </w:r>
-      </w:hyperlink>
+      <w:r>
+        <w:rPr>
+          <w:lang w:val="id_ID" w:bidi="id_ID"/>
+        </w:rPr>
+        <w:t>62</w:t>
+      </w:r>
       <w:r>
         <w:rPr>
           <w:lang w:val="id_ID" w:bidi="id_ID"/>
         </w:rPr>
         <w:t xml:space="preserve">, </w:t>
       </w:r>
-      <w:hyperlink r:id="rId74">
-        <w:r>
-          <w:rPr>
-            <w:lang w:val="id_ID" w:bidi="id_ID"/>
-          </w:rPr>
-          <w:rPr>
-            <w:color w:val="0000EE"/>
-            <w:u w:val="single"/>
-          </w:rPr>
-          <w:t>77</w:t>
-        </w:r>
-      </w:hyperlink>
+      <w:r>
+        <w:rPr>
+          <w:lang w:val="id_ID" w:bidi="id_ID"/>
+        </w:rPr>
+        <w:t>77</w:t>
+      </w:r>
       <w:r>
         <w:rPr>
           <w:lang w:val="id_ID" w:bidi="id_ID"/>
         </w:rPr>
         <w:t>). Mungkin saja individu lain adalah penulis sebenarnya dari mazmur tersebut. Selain itu, Mazmur yang judulnya menghubungkan mereka dengan episode kehidupan Daud (</w:t>
       </w:r>
-      <w:hyperlink r:id="rId75">
-        <w:r>
-          <w:rPr>
-            <w:lang w:val="id_ID" w:bidi="id_ID"/>
-          </w:rPr>
-          <w:rPr>
-            <w:color w:val="0000EE"/>
-            <w:u w:val="single"/>
-          </w:rPr>
-          <w:t>Mzm. 3</w:t>
-        </w:r>
-      </w:hyperlink>
+      <w:r>
+        <w:rPr>
+          <w:lang w:val="id_ID" w:bidi="id_ID"/>
+        </w:rPr>
+        <w:t>Mzm. 3</w:t>
+      </w:r>
       <w:r>
         <w:rPr>
           <w:lang w:val="id_ID" w:bidi="id_ID"/>
         </w:rPr>
         <w:t xml:space="preserve">, </w:t>
       </w:r>
-      <w:hyperlink r:id="rId76">
-        <w:r>
-          <w:rPr>
-            <w:lang w:val="id_ID" w:bidi="id_ID"/>
-          </w:rPr>
-          <w:rPr>
-            <w:color w:val="0000EE"/>
-            <w:u w:val="single"/>
-          </w:rPr>
-          <w:t>7</w:t>
-        </w:r>
-      </w:hyperlink>
+      <w:r>
+        <w:rPr>
+          <w:lang w:val="id_ID" w:bidi="id_ID"/>
+        </w:rPr>
+        <w:t>7</w:t>
+      </w:r>
       <w:r>
         <w:rPr>
           <w:lang w:val="id_ID" w:bidi="id_ID"/>
         </w:rPr>
         <w:t xml:space="preserve">, </w:t>
       </w:r>
-      <w:hyperlink r:id="rId77">
-        <w:r>
-          <w:rPr>
-            <w:lang w:val="id_ID" w:bidi="id_ID"/>
-          </w:rPr>
-          <w:rPr>
-            <w:color w:val="0000EE"/>
-            <w:u w:val="single"/>
-          </w:rPr>
-          <w:t>18</w:t>
-        </w:r>
-      </w:hyperlink>
+      <w:r>
+        <w:rPr>
+          <w:lang w:val="id_ID" w:bidi="id_ID"/>
+        </w:rPr>
+        <w:t>18</w:t>
+      </w:r>
       <w:r>
         <w:rPr>
           <w:lang w:val="id_ID" w:bidi="id_ID"/>
         </w:rPr>
         <w:t xml:space="preserve">, </w:t>
       </w:r>
-      <w:hyperlink r:id="rId78">
-        <w:r>
-          <w:rPr>
-            <w:lang w:val="id_ID" w:bidi="id_ID"/>
-          </w:rPr>
-          <w:rPr>
-            <w:color w:val="0000EE"/>
-            <w:u w:val="single"/>
-          </w:rPr>
-          <w:t>34</w:t>
-        </w:r>
-      </w:hyperlink>
+      <w:r>
+        <w:rPr>
+          <w:lang w:val="id_ID" w:bidi="id_ID"/>
+        </w:rPr>
+        <w:t>34</w:t>
+      </w:r>
       <w:r>
         <w:rPr>
           <w:lang w:val="id_ID" w:bidi="id_ID"/>
         </w:rPr>
         <w:t xml:space="preserve">, </w:t>
       </w:r>
-      <w:hyperlink r:id="rId79">
-        <w:r>
-          <w:rPr>
-            <w:lang w:val="id_ID" w:bidi="id_ID"/>
-          </w:rPr>
-          <w:rPr>
-            <w:color w:val="0000EE"/>
-            <w:u w:val="single"/>
-          </w:rPr>
-          <w:t>51</w:t>
-        </w:r>
-      </w:hyperlink>
+      <w:r>
+        <w:rPr>
+          <w:lang w:val="id_ID" w:bidi="id_ID"/>
+        </w:rPr>
+        <w:t>51</w:t>
+      </w:r>
       <w:r>
         <w:rPr>
           <w:lang w:val="id_ID" w:bidi="id_ID"/>
         </w:rPr>
         <w:t xml:space="preserve">, </w:t>
       </w:r>
-      <w:hyperlink r:id="rId80">
-        <w:r>
-          <w:rPr>
-            <w:lang w:val="id_ID" w:bidi="id_ID"/>
-          </w:rPr>
-          <w:rPr>
-            <w:color w:val="0000EE"/>
-            <w:u w:val="single"/>
-          </w:rPr>
-          <w:t>52</w:t>
-        </w:r>
-      </w:hyperlink>
+      <w:r>
+        <w:rPr>
+          <w:lang w:val="id_ID" w:bidi="id_ID"/>
+        </w:rPr>
+        <w:t>52</w:t>
+      </w:r>
       <w:r>
         <w:rPr>
           <w:lang w:val="id_ID" w:bidi="id_ID"/>
         </w:rPr>
         <w:t xml:space="preserve">, </w:t>
       </w:r>
-      <w:hyperlink r:id="rId81">
-        <w:r>
-          <w:rPr>
-            <w:lang w:val="id_ID" w:bidi="id_ID"/>
-          </w:rPr>
-          <w:rPr>
-            <w:color w:val="0000EE"/>
-            <w:u w:val="single"/>
-          </w:rPr>
-          <w:t>54</w:t>
-        </w:r>
-      </w:hyperlink>
+      <w:r>
+        <w:rPr>
+          <w:lang w:val="id_ID" w:bidi="id_ID"/>
+        </w:rPr>
+        <w:t>54</w:t>
+      </w:r>
       <w:r>
         <w:rPr>
           <w:lang w:val="id_ID" w:bidi="id_ID"/>
         </w:rPr>
         <w:t xml:space="preserve">, </w:t>
       </w:r>
-      <w:hyperlink r:id="rId82">
-        <w:r>
-          <w:rPr>
-            <w:lang w:val="id_ID" w:bidi="id_ID"/>
-          </w:rPr>
-          <w:rPr>
-            <w:color w:val="0000EE"/>
-            <w:u w:val="single"/>
-          </w:rPr>
-          <w:t>56</w:t>
-        </w:r>
-      </w:hyperlink>
+      <w:r>
+        <w:rPr>
+          <w:lang w:val="id_ID" w:bidi="id_ID"/>
+        </w:rPr>
+        <w:t>56</w:t>
+      </w:r>
       <w:r>
         <w:rPr>
           <w:lang w:val="id_ID" w:bidi="id_ID"/>
         </w:rPr>
         <w:t xml:space="preserve">, </w:t>
       </w:r>
-      <w:hyperlink r:id="rId83">
-        <w:r>
-          <w:rPr>
-            <w:lang w:val="id_ID" w:bidi="id_ID"/>
-          </w:rPr>
-          <w:rPr>
-            <w:color w:val="0000EE"/>
-            <w:u w:val="single"/>
-          </w:rPr>
-          <w:t>57</w:t>
-        </w:r>
-      </w:hyperlink>
+      <w:r>
+        <w:rPr>
+          <w:lang w:val="id_ID" w:bidi="id_ID"/>
+        </w:rPr>
+        <w:t>57</w:t>
+      </w:r>
       <w:r>
         <w:rPr>
           <w:lang w:val="id_ID" w:bidi="id_ID"/>
         </w:rPr>
         <w:t xml:space="preserve">, </w:t>
       </w:r>
-      <w:hyperlink r:id="rId84">
-        <w:r>
-          <w:rPr>
-            <w:lang w:val="id_ID" w:bidi="id_ID"/>
-          </w:rPr>
-          <w:rPr>
-            <w:color w:val="0000EE"/>
-            <w:u w:val="single"/>
-          </w:rPr>
-          <w:t>59</w:t>
-        </w:r>
-      </w:hyperlink>
+      <w:r>
+        <w:rPr>
+          <w:lang w:val="id_ID" w:bidi="id_ID"/>
+        </w:rPr>
+        <w:t>59</w:t>
+      </w:r>
       <w:r>
         <w:rPr>
           <w:lang w:val="id_ID" w:bidi="id_ID"/>
         </w:rPr>
         <w:t xml:space="preserve">, </w:t>
       </w:r>
-      <w:hyperlink r:id="rId85">
-        <w:r>
-          <w:rPr>
-            <w:lang w:val="id_ID" w:bidi="id_ID"/>
-          </w:rPr>
-          <w:rPr>
-            <w:color w:val="0000EE"/>
-            <w:u w:val="single"/>
-          </w:rPr>
-          <w:t>60</w:t>
-        </w:r>
-      </w:hyperlink>
+      <w:r>
+        <w:rPr>
+          <w:lang w:val="id_ID" w:bidi="id_ID"/>
+        </w:rPr>
+        <w:t>60</w:t>
+      </w:r>
       <w:r>
         <w:rPr>
           <w:lang w:val="id_ID" w:bidi="id_ID"/>
         </w:rPr>
         <w:t xml:space="preserve">, </w:t>
       </w:r>
-      <w:hyperlink r:id="rId86">
-        <w:r>
-          <w:rPr>
-            <w:lang w:val="id_ID" w:bidi="id_ID"/>
-          </w:rPr>
-          <w:rPr>
-            <w:color w:val="0000EE"/>
-            <w:u w:val="single"/>
-          </w:rPr>
-          <w:t>63</w:t>
-        </w:r>
-      </w:hyperlink>
+      <w:r>
+        <w:rPr>
+          <w:lang w:val="id_ID" w:bidi="id_ID"/>
+        </w:rPr>
+        <w:t>63</w:t>
+      </w:r>
       <w:r>
         <w:rPr>
           <w:lang w:val="id_ID" w:bidi="id_ID"/>
         </w:rPr>
         <w:t xml:space="preserve">, </w:t>
       </w:r>
-      <w:hyperlink r:id="rId87">
-        <w:r>
-          <w:rPr>
-            <w:lang w:val="id_ID" w:bidi="id_ID"/>
-          </w:rPr>
-          <w:rPr>
-            <w:color w:val="0000EE"/>
-            <w:u w:val="single"/>
-          </w:rPr>
-          <w:t>142</w:t>
-        </w:r>
-      </w:hyperlink>
+      <w:r>
+        <w:rPr>
+          <w:lang w:val="id_ID" w:bidi="id_ID"/>
+        </w:rPr>
+        <w:t>142</w:t>
+      </w:r>
       <w:r>
         <w:rPr>
           <w:lang w:val="id_ID" w:bidi="id_ID"/>
         </w:rPr>
         <w:t xml:space="preserve">) memberikan sedikit atau tidak ada hubungan spesifik dengan episode tersebut. Misalnya, judul dalam </w:t>
       </w:r>
-      <w:hyperlink r:id="rId79">
-        <w:r>
-          <w:rPr>
-            <w:lang w:val="id_ID" w:bidi="id_ID"/>
-          </w:rPr>
-          <w:rPr>
-            <w:color w:val="0000EE"/>
-            <w:u w:val="single"/>
-          </w:rPr>
-          <w:t>Mazmur 51</w:t>
-        </w:r>
-      </w:hyperlink>
+      <w:r>
+        <w:rPr>
+          <w:lang w:val="id_ID" w:bidi="id_ID"/>
+        </w:rPr>
+        <w:t>Mazmur 51</w:t>
+      </w:r>
       <w:r>
         <w:rPr>
           <w:lang w:val="id_ID" w:bidi="id_ID"/>
         </w:rPr>
         <w:t xml:space="preserve"> menghubungkan mazmur dengan dosa Daud dan teguran Natan. Mazmur tersebut berbicara tentang dosa, pengampunan, dan semangat yang hancur, tetapi rincian situasinya sangat kurang. Selain itu, beberapa Mazmur "dari Daud" tampaknya mengasumsikan keberadaan Bait Suci, yang tidak dibangun sampai setelah kematian Daud (lihat </w:t>
       </w:r>
-      <w:hyperlink r:id="rId88">
-        <w:r>
-          <w:rPr>
-            <w:lang w:val="id_ID" w:bidi="id_ID"/>
-          </w:rPr>
-          <w:rPr>
-            <w:color w:val="0000EE"/>
-            <w:u w:val="single"/>
-          </w:rPr>
-          <w:t>Mzm. 5:7</w:t>
-        </w:r>
-      </w:hyperlink>
+      <w:r>
+        <w:rPr>
+          <w:lang w:val="id_ID" w:bidi="id_ID"/>
+        </w:rPr>
+        <w:t>Mzm. 5:7</w:t>
+      </w:r>
       <w:r>
         <w:rPr>
           <w:lang w:val="id_ID" w:bidi="id_ID"/>
         </w:rPr>
         <w:t xml:space="preserve">; </w:t>
       </w:r>
-      <w:hyperlink r:id="rId89">
-        <w:r>
-          <w:rPr>
-            <w:lang w:val="id_ID" w:bidi="id_ID"/>
-          </w:rPr>
-          <w:rPr>
-            <w:color w:val="0000EE"/>
-            <w:u w:val="single"/>
-          </w:rPr>
-          <w:t>122:judul</w:t>
-        </w:r>
-      </w:hyperlink>
+      <w:r>
+        <w:rPr>
+          <w:lang w:val="id_ID" w:bidi="id_ID"/>
+        </w:rPr>
+        <w:t>122:judul</w:t>
+      </w:r>
       <w:r>
         <w:rPr>
           <w:lang w:val="id_ID" w:bidi="id_ID"/>
         </w:rPr>
         <w:t xml:space="preserve">; </w:t>
       </w:r>
-      <w:hyperlink r:id="rId90">
-        <w:r>
-          <w:rPr>
-            <w:lang w:val="id_ID" w:bidi="id_ID"/>
-          </w:rPr>
-          <w:rPr>
-            <w:color w:val="0000EE"/>
-            <w:u w:val="single"/>
-          </w:rPr>
-          <w:t>138:2</w:t>
-        </w:r>
-      </w:hyperlink>
+      <w:r>
+        <w:rPr>
+          <w:lang w:val="id_ID" w:bidi="id_ID"/>
+        </w:rPr>
+        <w:t>138:2</w:t>
+      </w:r>
       <w:r>
         <w:rPr>
           <w:lang w:val="id_ID" w:bidi="id_ID"/>
         </w:rPr>
         <w:t xml:space="preserve">). Demikian pula, judul </w:t>
       </w:r>
-      <w:hyperlink r:id="rId91">
-        <w:r>
-          <w:rPr>
-            <w:lang w:val="id_ID" w:bidi="id_ID"/>
-          </w:rPr>
-          <w:rPr>
-            <w:color w:val="0000EE"/>
-            <w:u w:val="single"/>
-          </w:rPr>
-          <w:t>Mazmur 30</w:t>
-        </w:r>
-      </w:hyperlink>
+      <w:r>
+        <w:rPr>
+          <w:lang w:val="id_ID" w:bidi="id_ID"/>
+        </w:rPr>
+        <w:t>Mazmur 30</w:t>
+      </w:r>
       <w:r>
         <w:rPr>
           <w:lang w:val="id_ID" w:bidi="id_ID"/>
         </w:rPr>
         <w:t xml:space="preserve"> menghubungkan Daud dengan dedikasi Bait Suci, dan </w:t>
       </w:r>
-      <w:hyperlink r:id="rId92">
-        <w:r>
-          <w:rPr>
-            <w:lang w:val="id_ID" w:bidi="id_ID"/>
-          </w:rPr>
-          <w:rPr>
-            <w:color w:val="0000EE"/>
-            <w:u w:val="single"/>
-          </w:rPr>
-          <w:t>Mazmur 69</w:t>
-        </w:r>
-      </w:hyperlink>
+      <w:r>
+        <w:rPr>
+          <w:lang w:val="id_ID" w:bidi="id_ID"/>
+        </w:rPr>
+        <w:t>Mazmur 69</w:t>
+      </w:r>
       <w:r>
         <w:rPr>
           <w:lang w:val="id_ID" w:bidi="id_ID"/>
         </w:rPr>
         <w:t xml:space="preserve"> tampaknya tidak sesuai dengan apa yang diketahui tentang kehidupan Daud. Akhirnya, beberapa tradisi tekstual bervariasi dalam penyebutan Daud di judul (misalnya, </w:t>
       </w:r>
-      <w:hyperlink r:id="rId93">
-        <w:r>
-          <w:rPr>
-            <w:lang w:val="id_ID" w:bidi="id_ID"/>
-          </w:rPr>
-          <w:rPr>
-            <w:color w:val="0000EE"/>
-            <w:u w:val="single"/>
-          </w:rPr>
-          <w:t>Mzm. 122</w:t>
-        </w:r>
-      </w:hyperlink>
+      <w:r>
+        <w:rPr>
+          <w:lang w:val="id_ID" w:bidi="id_ID"/>
+        </w:rPr>
+        <w:t>Mzm. 122</w:t>
+      </w:r>
       <w:r>
         <w:rPr>
           <w:lang w:val="id_ID" w:bidi="id_ID"/>
         </w:rPr>
         <w:t xml:space="preserve">, </w:t>
       </w:r>
-      <w:hyperlink r:id="rId94">
-        <w:r>
-          <w:rPr>
-            <w:lang w:val="id_ID" w:bidi="id_ID"/>
-          </w:rPr>
-          <w:rPr>
-            <w:color w:val="0000EE"/>
-            <w:u w:val="single"/>
-          </w:rPr>
-          <w:t>124</w:t>
-        </w:r>
-      </w:hyperlink>
+      <w:r>
+        <w:rPr>
+          <w:lang w:val="id_ID" w:bidi="id_ID"/>
+        </w:rPr>
+        <w:t>124</w:t>
+      </w:r>
       <w:r>
         <w:rPr>
           <w:lang w:val="id_ID" w:bidi="id_ID"/>
@@ -2567,54 +1925,36 @@
         </w:rPr>
         <w:t xml:space="preserve"> berasal dari bahasa Yunani psalmos (“lagu”; lihat </w:t>
       </w:r>
-      <w:hyperlink r:id="rId65">
-        <w:r>
-          <w:rPr>
-            <w:lang w:val="id_ID" w:bidi="id_ID"/>
-          </w:rPr>
-          <w:rPr>
-            <w:color w:val="0000EE"/>
-            <w:u w:val="single"/>
-          </w:rPr>
-          <w:t>Lukas 20:42</w:t>
-        </w:r>
-      </w:hyperlink>
+      <w:r>
+        <w:rPr>
+          <w:lang w:val="id_ID" w:bidi="id_ID"/>
+        </w:rPr>
+        <w:t>Lukas 20:42</w:t>
+      </w:r>
       <w:r>
         <w:rPr>
           <w:lang w:val="id_ID" w:bidi="id_ID"/>
         </w:rPr>
         <w:t xml:space="preserve">; </w:t>
       </w:r>
-      <w:hyperlink r:id="rId67">
-        <w:r>
-          <w:rPr>
-            <w:lang w:val="id_ID" w:bidi="id_ID"/>
-          </w:rPr>
-          <w:rPr>
-            <w:color w:val="0000EE"/>
-            <w:u w:val="single"/>
-          </w:rPr>
-          <w:t>24:44</w:t>
-        </w:r>
-      </w:hyperlink>
+      <w:r>
+        <w:rPr>
+          <w:lang w:val="id_ID" w:bidi="id_ID"/>
+        </w:rPr>
+        <w:t>24:44</w:t>
+      </w:r>
       <w:r>
         <w:rPr>
           <w:lang w:val="id_ID" w:bidi="id_ID"/>
         </w:rPr>
         <w:t xml:space="preserve">), yang merupakan terjemahan dari bahasa Ibrani mizmor, sebuah kata yang sering ditemukan dalam judul Mazmur individu (misalnya, lihat </w:t>
       </w:r>
-      <w:hyperlink r:id="rId95">
-        <w:r>
-          <w:rPr>
-            <w:lang w:val="id_ID" w:bidi="id_ID"/>
-          </w:rPr>
-          <w:rPr>
-            <w:color w:val="0000EE"/>
-            <w:u w:val="single"/>
-          </w:rPr>
-          <w:t>Mzm. 3:judul</w:t>
-        </w:r>
-      </w:hyperlink>
+      <w:r>
+        <w:rPr>
+          <w:lang w:val="id_ID" w:bidi="id_ID"/>
+        </w:rPr>
+        <w:t>Mzm. 3:judul</w:t>
+      </w:r>
       <w:r>
         <w:rPr>
           <w:lang w:val="id_ID" w:bidi="id_ID"/>
@@ -2708,36 +2048,24 @@
         </w:rPr>
         <w:t xml:space="preserve">Dengan nama yang mereka gunakan untuk Allah: Yahweh (“Tuhan,” </w:t>
       </w:r>
-      <w:hyperlink r:id="rId16">
-        <w:r>
-          <w:rPr>
-            <w:lang w:val="id_ID" w:bidi="id_ID"/>
-          </w:rPr>
-          <w:rPr>
-            <w:color w:val="0000EE"/>
-            <w:u w:val="single"/>
-          </w:rPr>
-          <w:t>Mzm. 1–41</w:t>
-        </w:r>
-      </w:hyperlink>
+      <w:r>
+        <w:rPr>
+          <w:lang w:val="id_ID" w:bidi="id_ID"/>
+        </w:rPr>
+        <w:t>Mzm. 1–41</w:t>
+      </w:r>
       <w:r>
         <w:rPr>
           <w:lang w:val="id_ID" w:bidi="id_ID"/>
         </w:rPr>
         <w:t xml:space="preserve">) dan Elohim (“Allah,” </w:t>
       </w:r>
-      <w:hyperlink r:id="rId18">
-        <w:r>
-          <w:rPr>
-            <w:lang w:val="id_ID" w:bidi="id_ID"/>
-          </w:rPr>
-          <w:rPr>
-            <w:color w:val="0000EE"/>
-            <w:u w:val="single"/>
-          </w:rPr>
-          <w:t>Mzm. 42–72</w:t>
-        </w:r>
-      </w:hyperlink>
+      <w:r>
+        <w:rPr>
+          <w:lang w:val="id_ID" w:bidi="id_ID"/>
+        </w:rPr>
+        <w:t>Mzm. 42–72</w:t>
+      </w:r>
       <w:r>
         <w:rPr>
           <w:lang w:val="id_ID" w:bidi="id_ID"/>
@@ -2762,126 +2090,84 @@
         </w:rPr>
         <w:t>Dengan nama-nama dalam judul: Daud (</w:t>
       </w:r>
-      <w:hyperlink r:id="rId25">
-        <w:r>
-          <w:rPr>
-            <w:lang w:val="id_ID" w:bidi="id_ID"/>
-          </w:rPr>
-          <w:rPr>
-            <w:color w:val="0000EE"/>
-            <w:u w:val="single"/>
-          </w:rPr>
-          <w:t>Mzm. 3–32</w:t>
-        </w:r>
-      </w:hyperlink>
+      <w:r>
+        <w:rPr>
+          <w:lang w:val="id_ID" w:bidi="id_ID"/>
+        </w:rPr>
+        <w:t>Mzm. 3–32</w:t>
+      </w:r>
       <w:r>
         <w:rPr>
           <w:lang w:val="id_ID" w:bidi="id_ID"/>
         </w:rPr>
         <w:t xml:space="preserve">; </w:t>
       </w:r>
-      <w:hyperlink r:id="rId26">
-        <w:r>
-          <w:rPr>
-            <w:lang w:val="id_ID" w:bidi="id_ID"/>
-          </w:rPr>
-          <w:rPr>
-            <w:color w:val="0000EE"/>
-            <w:u w:val="single"/>
-          </w:rPr>
-          <w:t>34:1–41:13</w:t>
-        </w:r>
-      </w:hyperlink>
+      <w:r>
+        <w:rPr>
+          <w:lang w:val="id_ID" w:bidi="id_ID"/>
+        </w:rPr>
+        <w:t>34:1–41:13</w:t>
+      </w:r>
       <w:r>
         <w:rPr>
           <w:lang w:val="id_ID" w:bidi="id_ID"/>
         </w:rPr>
         <w:t>, dll.), keturunan Korah (</w:t>
       </w:r>
-      <w:hyperlink r:id="rId27">
-        <w:r>
-          <w:rPr>
-            <w:lang w:val="id_ID" w:bidi="id_ID"/>
-          </w:rPr>
-          <w:rPr>
-            <w:color w:val="0000EE"/>
-            <w:u w:val="single"/>
-          </w:rPr>
-          <w:t>Mzm. 42–49</w:t>
-        </w:r>
-      </w:hyperlink>
+      <w:r>
+        <w:rPr>
+          <w:lang w:val="id_ID" w:bidi="id_ID"/>
+        </w:rPr>
+        <w:t>Mzm. 42–49</w:t>
+      </w:r>
       <w:r>
         <w:rPr>
           <w:lang w:val="id_ID" w:bidi="id_ID"/>
         </w:rPr>
         <w:t xml:space="preserve">; </w:t>
       </w:r>
-      <w:hyperlink r:id="rId35">
-        <w:r>
-          <w:rPr>
-            <w:lang w:val="id_ID" w:bidi="id_ID"/>
-          </w:rPr>
-          <w:rPr>
-            <w:color w:val="0000EE"/>
-            <w:u w:val="single"/>
-          </w:rPr>
-          <w:t>84:1–85:13</w:t>
-        </w:r>
-      </w:hyperlink>
+      <w:r>
+        <w:rPr>
+          <w:lang w:val="id_ID" w:bidi="id_ID"/>
+        </w:rPr>
+        <w:t>84:1–85:13</w:t>
+      </w:r>
       <w:r>
         <w:rPr>
           <w:lang w:val="id_ID" w:bidi="id_ID"/>
         </w:rPr>
         <w:t xml:space="preserve">; </w:t>
       </w:r>
-      <w:hyperlink r:id="rId36">
-        <w:r>
-          <w:rPr>
-            <w:lang w:val="id_ID" w:bidi="id_ID"/>
-          </w:rPr>
-          <w:rPr>
-            <w:color w:val="0000EE"/>
-            <w:u w:val="single"/>
-          </w:rPr>
-          <w:t>87:1–88:18</w:t>
-        </w:r>
-      </w:hyperlink>
+      <w:r>
+        <w:rPr>
+          <w:lang w:val="id_ID" w:bidi="id_ID"/>
+        </w:rPr>
+        <w:t>87:1–88:18</w:t>
+      </w:r>
       <w:r>
         <w:rPr>
           <w:lang w:val="id_ID" w:bidi="id_ID"/>
         </w:rPr>
         <w:t>), dan Asaf (</w:t>
       </w:r>
-      <w:hyperlink r:id="rId28">
-        <w:r>
-          <w:rPr>
-            <w:lang w:val="id_ID" w:bidi="id_ID"/>
-          </w:rPr>
-          <w:rPr>
-            <w:color w:val="0000EE"/>
-            <w:u w:val="single"/>
-          </w:rPr>
-          <w:t>Mzm. 50</w:t>
-        </w:r>
-      </w:hyperlink>
+      <w:r>
+        <w:rPr>
+          <w:lang w:val="id_ID" w:bidi="id_ID"/>
+        </w:rPr>
+        <w:t>Mzm. 50</w:t>
+      </w:r>
       <w:r>
         <w:rPr>
           <w:lang w:val="id_ID" w:bidi="id_ID"/>
         </w:rPr>
         <w:t xml:space="preserve">, </w:t>
       </w:r>
-      <w:hyperlink r:id="rId34">
-        <w:r>
-          <w:rPr>
-            <w:lang w:val="id_ID" w:bidi="id_ID"/>
-          </w:rPr>
-          <w:rPr>
-            <w:color w:val="0000EE"/>
-            <w:u w:val="single"/>
-          </w:rPr>
-          <w:t>73–83</w:t>
-        </w:r>
-      </w:hyperlink>
+      <w:r>
+        <w:rPr>
+          <w:lang w:val="id_ID" w:bidi="id_ID"/>
+        </w:rPr>
+        <w:t>73–83</w:t>
+      </w:r>
       <w:r>
         <w:rPr>
           <w:lang w:val="id_ID" w:bidi="id_ID"/>
@@ -2937,18 +2223,12 @@
         </w:rPr>
         <w:t xml:space="preserve"> (</w:t>
       </w:r>
-      <w:hyperlink r:id="rId49">
-        <w:r>
-          <w:rPr>
-            <w:lang w:val="id_ID" w:bidi="id_ID"/>
-          </w:rPr>
-          <w:rPr>
-            <w:color w:val="0000EE"/>
-            <w:u w:val="single"/>
-          </w:rPr>
-          <w:t>Mzm. 120–134</w:t>
-        </w:r>
-      </w:hyperlink>
+      <w:r>
+        <w:rPr>
+          <w:lang w:val="id_ID" w:bidi="id_ID"/>
+        </w:rPr>
+        <w:t>Mzm. 120–134</w:t>
+      </w:r>
       <w:r>
         <w:rPr>
           <w:lang w:val="id_ID" w:bidi="id_ID"/>
@@ -2968,36 +2248,24 @@
         </w:rPr>
         <w:t xml:space="preserve"> (</w:t>
       </w:r>
-      <w:hyperlink r:id="rId46">
-        <w:r>
-          <w:rPr>
-            <w:lang w:val="id_ID" w:bidi="id_ID"/>
-          </w:rPr>
-          <w:rPr>
-            <w:color w:val="0000EE"/>
-            <w:u w:val="single"/>
-          </w:rPr>
-          <w:t>Mzm. 113–118</w:t>
-        </w:r>
-      </w:hyperlink>
+      <w:r>
+        <w:rPr>
+          <w:lang w:val="id_ID" w:bidi="id_ID"/>
+        </w:rPr>
+        <w:t>Mzm. 113–118</w:t>
+      </w:r>
       <w:r>
         <w:rPr>
           <w:lang w:val="id_ID" w:bidi="id_ID"/>
         </w:rPr>
         <w:t>) dan himne haleluya (</w:t>
       </w:r>
-      <w:hyperlink r:id="rId51">
-        <w:r>
-          <w:rPr>
-            <w:lang w:val="id_ID" w:bidi="id_ID"/>
-          </w:rPr>
-          <w:rPr>
-            <w:color w:val="0000EE"/>
-            <w:u w:val="single"/>
-          </w:rPr>
-          <w:t>Mzm. 146–150</w:t>
-        </w:r>
-      </w:hyperlink>
+      <w:r>
+        <w:rPr>
+          <w:lang w:val="id_ID" w:bidi="id_ID"/>
+        </w:rPr>
+        <w:t>Mzm. 146–150</w:t>
+      </w:r>
       <w:r>
         <w:rPr>
           <w:lang w:val="id_ID" w:bidi="id_ID"/>
@@ -3022,36 +2290,24 @@
         </w:rPr>
         <w:t>Dengan koneksi tematik: misalnya, Kerajaan Allah (</w:t>
       </w:r>
-      <w:hyperlink r:id="rId41">
-        <w:r>
-          <w:rPr>
-            <w:lang w:val="id_ID" w:bidi="id_ID"/>
-          </w:rPr>
-          <w:rPr>
-            <w:color w:val="0000EE"/>
-            <w:u w:val="single"/>
-          </w:rPr>
-          <w:t>Mzm. 93–100</w:t>
-        </w:r>
-      </w:hyperlink>
+      <w:r>
+        <w:rPr>
+          <w:lang w:val="id_ID" w:bidi="id_ID"/>
+        </w:rPr>
+        <w:t>Mzm. 93–100</w:t>
+      </w:r>
       <w:r>
         <w:rPr>
           <w:lang w:val="id_ID" w:bidi="id_ID"/>
         </w:rPr>
         <w:t>), atau alur cerita dari penciptaan hingga pembuangan (</w:t>
       </w:r>
-      <w:hyperlink r:id="rId44">
-        <w:r>
-          <w:rPr>
-            <w:lang w:val="id_ID" w:bidi="id_ID"/>
-          </w:rPr>
-          <w:rPr>
-            <w:color w:val="0000EE"/>
-            <w:u w:val="single"/>
-          </w:rPr>
-          <w:t>Mzm. 104–106</w:t>
-        </w:r>
-      </w:hyperlink>
+      <w:r>
+        <w:rPr>
+          <w:lang w:val="id_ID" w:bidi="id_ID"/>
+        </w:rPr>
+        <w:t>Mzm. 104–106</w:t>
+      </w:r>
       <w:r>
         <w:rPr>
           <w:lang w:val="id_ID" w:bidi="id_ID"/>
@@ -3072,306 +2328,204 @@
         </w:rPr>
         <w:t xml:space="preserve">Genre Mazmur. Judul-judul mazmur sering kali menunjukkan genre dari sebuah mazmur. Penunjukan genre yang paling umum dalam judul adalah istilah Ibrani mizmor, yang merujuk pada lagu yang awalnya diiringi oleh alat musik petik. Lebih jarang ditemukan adalah kata-kata maskil (berarti “mazmur” atau “nyanyian”: </w:t>
       </w:r>
-      <w:hyperlink r:id="rId96">
-        <w:r>
-          <w:rPr>
-            <w:lang w:val="id_ID" w:bidi="id_ID"/>
-          </w:rPr>
-          <w:rPr>
-            <w:color w:val="0000EE"/>
-            <w:u w:val="single"/>
-          </w:rPr>
-          <w:t>Mzm. 32</w:t>
-        </w:r>
-      </w:hyperlink>
+      <w:r>
+        <w:rPr>
+          <w:lang w:val="id_ID" w:bidi="id_ID"/>
+        </w:rPr>
+        <w:t>Mzm. 32</w:t>
+      </w:r>
       <w:r>
         <w:rPr>
           <w:lang w:val="id_ID" w:bidi="id_ID"/>
         </w:rPr>
         <w:t xml:space="preserve">; </w:t>
       </w:r>
-      <w:hyperlink r:id="rId97">
-        <w:r>
-          <w:rPr>
-            <w:lang w:val="id_ID" w:bidi="id_ID"/>
-          </w:rPr>
-          <w:rPr>
-            <w:color w:val="0000EE"/>
-            <w:u w:val="single"/>
-          </w:rPr>
-          <w:t>42</w:t>
-        </w:r>
-      </w:hyperlink>
+      <w:r>
+        <w:rPr>
+          <w:lang w:val="id_ID" w:bidi="id_ID"/>
+        </w:rPr>
+        <w:t>42</w:t>
+      </w:r>
       <w:r>
         <w:rPr>
           <w:lang w:val="id_ID" w:bidi="id_ID"/>
         </w:rPr>
         <w:t xml:space="preserve">; </w:t>
       </w:r>
-      <w:hyperlink r:id="rId98">
-        <w:r>
-          <w:rPr>
-            <w:lang w:val="id_ID" w:bidi="id_ID"/>
-          </w:rPr>
-          <w:rPr>
-            <w:color w:val="0000EE"/>
-            <w:u w:val="single"/>
-          </w:rPr>
-          <w:t>44–45</w:t>
-        </w:r>
-      </w:hyperlink>
+      <w:r>
+        <w:rPr>
+          <w:lang w:val="id_ID" w:bidi="id_ID"/>
+        </w:rPr>
+        <w:t>44–45</w:t>
+      </w:r>
       <w:r>
         <w:rPr>
           <w:lang w:val="id_ID" w:bidi="id_ID"/>
         </w:rPr>
         <w:t xml:space="preserve">; </w:t>
       </w:r>
-      <w:hyperlink r:id="rId99">
-        <w:r>
-          <w:rPr>
-            <w:lang w:val="id_ID" w:bidi="id_ID"/>
-          </w:rPr>
-          <w:rPr>
-            <w:color w:val="0000EE"/>
-            <w:u w:val="single"/>
-          </w:rPr>
-          <w:t>52–55</w:t>
-        </w:r>
-      </w:hyperlink>
+      <w:r>
+        <w:rPr>
+          <w:lang w:val="id_ID" w:bidi="id_ID"/>
+        </w:rPr>
+        <w:t>52–55</w:t>
+      </w:r>
       <w:r>
         <w:rPr>
           <w:lang w:val="id_ID" w:bidi="id_ID"/>
         </w:rPr>
         <w:t xml:space="preserve">; </w:t>
       </w:r>
-      <w:hyperlink r:id="rId100">
-        <w:r>
-          <w:rPr>
-            <w:lang w:val="id_ID" w:bidi="id_ID"/>
-          </w:rPr>
-          <w:rPr>
-            <w:color w:val="0000EE"/>
-            <w:u w:val="single"/>
-          </w:rPr>
-          <w:t>74</w:t>
-        </w:r>
-      </w:hyperlink>
+      <w:r>
+        <w:rPr>
+          <w:lang w:val="id_ID" w:bidi="id_ID"/>
+        </w:rPr>
+        <w:t>74</w:t>
+      </w:r>
       <w:r>
         <w:rPr>
           <w:lang w:val="id_ID" w:bidi="id_ID"/>
         </w:rPr>
         <w:t xml:space="preserve">; </w:t>
       </w:r>
-      <w:hyperlink r:id="rId101">
-        <w:r>
-          <w:rPr>
-            <w:lang w:val="id_ID" w:bidi="id_ID"/>
-          </w:rPr>
-          <w:rPr>
-            <w:color w:val="0000EE"/>
-            <w:u w:val="single"/>
-          </w:rPr>
-          <w:t>88–89</w:t>
-        </w:r>
-      </w:hyperlink>
+      <w:r>
+        <w:rPr>
+          <w:lang w:val="id_ID" w:bidi="id_ID"/>
+        </w:rPr>
+        <w:t>88–89</w:t>
+      </w:r>
       <w:r>
         <w:rPr>
           <w:lang w:val="id_ID" w:bidi="id_ID"/>
         </w:rPr>
         <w:t xml:space="preserve">), miktam (“mazmur” atau “nyanyian”: </w:t>
       </w:r>
-      <w:hyperlink r:id="rId102">
-        <w:r>
-          <w:rPr>
-            <w:lang w:val="id_ID" w:bidi="id_ID"/>
-          </w:rPr>
-          <w:rPr>
-            <w:color w:val="0000EE"/>
-            <w:u w:val="single"/>
-          </w:rPr>
-          <w:t>Mzm. 16</w:t>
-        </w:r>
-      </w:hyperlink>
+      <w:r>
+        <w:rPr>
+          <w:lang w:val="id_ID" w:bidi="id_ID"/>
+        </w:rPr>
+        <w:t>Mzm. 16</w:t>
+      </w:r>
       <w:r>
         <w:rPr>
           <w:lang w:val="id_ID" w:bidi="id_ID"/>
         </w:rPr>
         <w:t xml:space="preserve">; </w:t>
       </w:r>
-      <w:hyperlink r:id="rId103">
-        <w:r>
-          <w:rPr>
-            <w:lang w:val="id_ID" w:bidi="id_ID"/>
-          </w:rPr>
-          <w:rPr>
-            <w:color w:val="0000EE"/>
-            <w:u w:val="single"/>
-          </w:rPr>
-          <w:t>56–60</w:t>
-        </w:r>
-      </w:hyperlink>
+      <w:r>
+        <w:rPr>
+          <w:lang w:val="id_ID" w:bidi="id_ID"/>
+        </w:rPr>
+        <w:t>56–60</w:t>
+      </w:r>
       <w:r>
         <w:rPr>
           <w:lang w:val="id_ID" w:bidi="id_ID"/>
         </w:rPr>
         <w:t xml:space="preserve">), shir (“lagu”: </w:t>
       </w:r>
-      <w:hyperlink r:id="rId104">
-        <w:r>
-          <w:rPr>
-            <w:lang w:val="id_ID" w:bidi="id_ID"/>
-          </w:rPr>
-          <w:rPr>
-            <w:color w:val="0000EE"/>
-            <w:u w:val="single"/>
-          </w:rPr>
-          <w:t>Mzm 45</w:t>
-        </w:r>
-      </w:hyperlink>
+      <w:r>
+        <w:rPr>
+          <w:lang w:val="id_ID" w:bidi="id_ID"/>
+        </w:rPr>
+        <w:t>Mzm 45</w:t>
+      </w:r>
       <w:r>
         <w:rPr>
           <w:lang w:val="id_ID" w:bidi="id_ID"/>
         </w:rPr>
         <w:t xml:space="preserve">; </w:t>
       </w:r>
-      <w:hyperlink r:id="rId105">
-        <w:r>
-          <w:rPr>
-            <w:lang w:val="id_ID" w:bidi="id_ID"/>
-          </w:rPr>
-          <w:rPr>
-            <w:color w:val="0000EE"/>
-            <w:u w:val="single"/>
-          </w:rPr>
-          <w:t>120–135</w:t>
-        </w:r>
-      </w:hyperlink>
+      <w:r>
+        <w:rPr>
+          <w:lang w:val="id_ID" w:bidi="id_ID"/>
+        </w:rPr>
+        <w:t>120–135</w:t>
+      </w:r>
       <w:r>
         <w:rPr>
           <w:lang w:val="id_ID" w:bidi="id_ID"/>
         </w:rPr>
         <w:t xml:space="preserve">), shiggayon (“mazmur,” istilah umum atau musik: </w:t>
       </w:r>
-      <w:hyperlink r:id="rId76">
-        <w:r>
-          <w:rPr>
-            <w:lang w:val="id_ID" w:bidi="id_ID"/>
-          </w:rPr>
-          <w:rPr>
-            <w:color w:val="0000EE"/>
-            <w:u w:val="single"/>
-          </w:rPr>
-          <w:t>Mzm 7</w:t>
-        </w:r>
-      </w:hyperlink>
+      <w:r>
+        <w:rPr>
+          <w:lang w:val="id_ID" w:bidi="id_ID"/>
+        </w:rPr>
+        <w:t>Mzm 7</w:t>
+      </w:r>
       <w:r>
         <w:rPr>
           <w:lang w:val="id_ID" w:bidi="id_ID"/>
         </w:rPr>
         <w:t xml:space="preserve">), tepillah (“Doa”: </w:t>
       </w:r>
-      <w:hyperlink r:id="rId106">
-        <w:r>
-          <w:rPr>
-            <w:lang w:val="id_ID" w:bidi="id_ID"/>
-          </w:rPr>
-          <w:rPr>
-            <w:color w:val="0000EE"/>
-            <w:u w:val="single"/>
-          </w:rPr>
-          <w:t>Mzm. 17</w:t>
-        </w:r>
-      </w:hyperlink>
+      <w:r>
+        <w:rPr>
+          <w:lang w:val="id_ID" w:bidi="id_ID"/>
+        </w:rPr>
+        <w:t>Mzm. 17</w:t>
+      </w:r>
       <w:r>
         <w:rPr>
           <w:lang w:val="id_ID" w:bidi="id_ID"/>
         </w:rPr>
         <w:t xml:space="preserve">; </w:t>
       </w:r>
-      <w:hyperlink r:id="rId37">
-        <w:r>
-          <w:rPr>
-            <w:lang w:val="id_ID" w:bidi="id_ID"/>
-          </w:rPr>
-          <w:rPr>
-            <w:color w:val="0000EE"/>
-            <w:u w:val="single"/>
-          </w:rPr>
-          <w:t>86</w:t>
-        </w:r>
-      </w:hyperlink>
+      <w:r>
+        <w:rPr>
+          <w:lang w:val="id_ID" w:bidi="id_ID"/>
+        </w:rPr>
+        <w:t>86</w:t>
+      </w:r>
       <w:r>
         <w:rPr>
           <w:lang w:val="id_ID" w:bidi="id_ID"/>
         </w:rPr>
         <w:t xml:space="preserve">; </w:t>
       </w:r>
-      <w:hyperlink r:id="rId71">
-        <w:r>
-          <w:rPr>
-            <w:lang w:val="id_ID" w:bidi="id_ID"/>
-          </w:rPr>
-          <w:rPr>
-            <w:color w:val="0000EE"/>
-            <w:u w:val="single"/>
-          </w:rPr>
-          <w:t>90</w:t>
-        </w:r>
-      </w:hyperlink>
+      <w:r>
+        <w:rPr>
+          <w:lang w:val="id_ID" w:bidi="id_ID"/>
+        </w:rPr>
+        <w:t>90</w:t>
+      </w:r>
       <w:r>
         <w:rPr>
           <w:lang w:val="id_ID" w:bidi="id_ID"/>
         </w:rPr>
         <w:t xml:space="preserve">), tehillah (“mazmur pujian”: </w:t>
       </w:r>
-      <w:hyperlink r:id="rId56">
-        <w:r>
-          <w:rPr>
-            <w:lang w:val="id_ID" w:bidi="id_ID"/>
-          </w:rPr>
-          <w:rPr>
-            <w:color w:val="0000EE"/>
-            <w:u w:val="single"/>
-          </w:rPr>
-          <w:t>Mzm. 145</w:t>
-        </w:r>
-      </w:hyperlink>
+      <w:r>
+        <w:rPr>
+          <w:lang w:val="id_ID" w:bidi="id_ID"/>
+        </w:rPr>
+        <w:t>Mzm. 145</w:t>
+      </w:r>
       <w:r>
         <w:rPr>
           <w:lang w:val="id_ID" w:bidi="id_ID"/>
         </w:rPr>
         <w:t xml:space="preserve">), higgayon (“meditasi,” arti tidak diketahui: </w:t>
       </w:r>
-      <w:hyperlink r:id="rId107">
-        <w:r>
-          <w:rPr>
-            <w:lang w:val="id_ID" w:bidi="id_ID"/>
-          </w:rPr>
-          <w:rPr>
-            <w:color w:val="0000EE"/>
-            <w:u w:val="single"/>
-          </w:rPr>
-          <w:t>Mzm. 9:16</w:t>
-        </w:r>
-      </w:hyperlink>
+      <w:r>
+        <w:rPr>
+          <w:lang w:val="id_ID" w:bidi="id_ID"/>
+        </w:rPr>
+        <w:t>Mzm. 9:16</w:t>
+      </w:r>
       <w:r>
         <w:rPr>
           <w:lang w:val="id_ID" w:bidi="id_ID"/>
         </w:rPr>
         <w:t xml:space="preserve">), dan todah (“mazmur ucapan syukur”: </w:t>
       </w:r>
-      <w:hyperlink r:id="rId42">
-        <w:r>
-          <w:rPr>
-            <w:lang w:val="id_ID" w:bidi="id_ID"/>
-          </w:rPr>
-          <w:rPr>
-            <w:color w:val="0000EE"/>
-            <w:u w:val="single"/>
-          </w:rPr>
-          <w:t>Mzm. 100</w:t>
-        </w:r>
-      </w:hyperlink>
+      <w:r>
+        <w:rPr>
+          <w:lang w:val="id_ID" w:bidi="id_ID"/>
+        </w:rPr>
+        <w:t>Mzm. 100</w:t>
+      </w:r>
       <w:r>
         <w:rPr>
           <w:lang w:val="id_ID" w:bidi="id_ID"/>
@@ -3414,162 +2568,108 @@
         </w:rPr>
         <w:t>Mazmur kebijaksanaan atau pengajaran (</w:t>
       </w:r>
-      <w:hyperlink r:id="rId14">
-        <w:r>
-          <w:rPr>
-            <w:lang w:val="id_ID" w:bidi="id_ID"/>
-          </w:rPr>
-          <w:rPr>
-            <w:color w:val="0000EE"/>
-            <w:u w:val="single"/>
-          </w:rPr>
-          <w:t>Mzm. 1</w:t>
-        </w:r>
-      </w:hyperlink>
+      <w:r>
+        <w:rPr>
+          <w:lang w:val="id_ID" w:bidi="id_ID"/>
+        </w:rPr>
+        <w:t>Mzm. 1</w:t>
+      </w:r>
       <w:r>
         <w:rPr>
           <w:lang w:val="id_ID" w:bidi="id_ID"/>
         </w:rPr>
         <w:t xml:space="preserve">, </w:t>
       </w:r>
-      <w:hyperlink r:id="rId108">
-        <w:r>
-          <w:rPr>
-            <w:lang w:val="id_ID" w:bidi="id_ID"/>
-          </w:rPr>
-          <w:rPr>
-            <w:color w:val="0000EE"/>
-            <w:u w:val="single"/>
-          </w:rPr>
-          <w:t>15</w:t>
-        </w:r>
-      </w:hyperlink>
+      <w:r>
+        <w:rPr>
+          <w:lang w:val="id_ID" w:bidi="id_ID"/>
+        </w:rPr>
+        <w:t>15</w:t>
+      </w:r>
       <w:r>
         <w:rPr>
           <w:lang w:val="id_ID" w:bidi="id_ID"/>
         </w:rPr>
         <w:t xml:space="preserve">, </w:t>
       </w:r>
-      <w:hyperlink r:id="rId109">
-        <w:r>
-          <w:rPr>
-            <w:lang w:val="id_ID" w:bidi="id_ID"/>
-          </w:rPr>
-          <w:rPr>
-            <w:color w:val="0000EE"/>
-            <w:u w:val="single"/>
-          </w:rPr>
-          <w:t>24</w:t>
-        </w:r>
-      </w:hyperlink>
+      <w:r>
+        <w:rPr>
+          <w:lang w:val="id_ID" w:bidi="id_ID"/>
+        </w:rPr>
+        <w:t>24</w:t>
+      </w:r>
       <w:r>
         <w:rPr>
           <w:lang w:val="id_ID" w:bidi="id_ID"/>
         </w:rPr>
         <w:t xml:space="preserve">, </w:t>
       </w:r>
-      <w:hyperlink r:id="rId110">
-        <w:r>
-          <w:rPr>
-            <w:lang w:val="id_ID" w:bidi="id_ID"/>
-          </w:rPr>
-          <w:rPr>
-            <w:color w:val="0000EE"/>
-            <w:u w:val="single"/>
-          </w:rPr>
-          <w:t>33</w:t>
-        </w:r>
-      </w:hyperlink>
+      <w:r>
+        <w:rPr>
+          <w:lang w:val="id_ID" w:bidi="id_ID"/>
+        </w:rPr>
+        <w:t>33</w:t>
+      </w:r>
       <w:r>
         <w:rPr>
           <w:lang w:val="id_ID" w:bidi="id_ID"/>
         </w:rPr>
         <w:t xml:space="preserve">, </w:t>
       </w:r>
-      <w:hyperlink r:id="rId78">
-        <w:r>
-          <w:rPr>
-            <w:lang w:val="id_ID" w:bidi="id_ID"/>
-          </w:rPr>
-          <w:rPr>
-            <w:color w:val="0000EE"/>
-            <w:u w:val="single"/>
-          </w:rPr>
-          <w:t>34</w:t>
-        </w:r>
-      </w:hyperlink>
+      <w:r>
+        <w:rPr>
+          <w:lang w:val="id_ID" w:bidi="id_ID"/>
+        </w:rPr>
+        <w:t>34</w:t>
+      </w:r>
       <w:r>
         <w:rPr>
           <w:lang w:val="id_ID" w:bidi="id_ID"/>
         </w:rPr>
         <w:t xml:space="preserve">, </w:t>
       </w:r>
-      <w:hyperlink r:id="rId111">
-        <w:r>
-          <w:rPr>
-            <w:lang w:val="id_ID" w:bidi="id_ID"/>
-          </w:rPr>
-          <w:rPr>
-            <w:color w:val="0000EE"/>
-            <w:u w:val="single"/>
-          </w:rPr>
-          <w:t>37</w:t>
-        </w:r>
-      </w:hyperlink>
+      <w:r>
+        <w:rPr>
+          <w:lang w:val="id_ID" w:bidi="id_ID"/>
+        </w:rPr>
+        <w:t>37</w:t>
+      </w:r>
       <w:r>
         <w:rPr>
           <w:lang w:val="id_ID" w:bidi="id_ID"/>
         </w:rPr>
         <w:t xml:space="preserve">, </w:t>
       </w:r>
-      <w:hyperlink r:id="rId38">
-        <w:r>
-          <w:rPr>
-            <w:lang w:val="id_ID" w:bidi="id_ID"/>
-          </w:rPr>
-          <w:rPr>
-            <w:color w:val="0000EE"/>
-            <w:u w:val="single"/>
-          </w:rPr>
-          <w:t>73</w:t>
-        </w:r>
-      </w:hyperlink>
+      <w:r>
+        <w:rPr>
+          <w:lang w:val="id_ID" w:bidi="id_ID"/>
+        </w:rPr>
+        <w:t>73</w:t>
+      </w:r>
       <w:r>
         <w:rPr>
           <w:lang w:val="id_ID" w:bidi="id_ID"/>
         </w:rPr>
         <w:t xml:space="preserve">, </w:t>
       </w:r>
-      <w:hyperlink r:id="rId71">
-        <w:r>
-          <w:rPr>
-            <w:lang w:val="id_ID" w:bidi="id_ID"/>
-          </w:rPr>
-          <w:rPr>
-            <w:color w:val="0000EE"/>
-            <w:u w:val="single"/>
-          </w:rPr>
-          <w:t>90</w:t>
-        </w:r>
-      </w:hyperlink>
+      <w:r>
+        <w:rPr>
+          <w:lang w:val="id_ID" w:bidi="id_ID"/>
+        </w:rPr>
+        <w:t>90</w:t>
+      </w:r>
       <w:r>
         <w:rPr>
           <w:lang w:val="id_ID" w:bidi="id_ID"/>
         </w:rPr>
         <w:t xml:space="preserve">, </w:t>
       </w:r>
-      <w:hyperlink r:id="rId52">
-        <w:r>
-          <w:rPr>
-            <w:lang w:val="id_ID" w:bidi="id_ID"/>
-          </w:rPr>
-          <w:rPr>
-            <w:color w:val="0000EE"/>
-            <w:u w:val="single"/>
-          </w:rPr>
-          <w:t>107</w:t>
-        </w:r>
-      </w:hyperlink>
+      <w:r>
+        <w:rPr>
+          <w:lang w:val="id_ID" w:bidi="id_ID"/>
+        </w:rPr>
+        <w:t>107</w:t>
+      </w:r>
       <w:r>
         <w:rPr>
           <w:lang w:val="id_ID" w:bidi="id_ID"/>
@@ -3612,108 +2712,72 @@
         </w:rPr>
         <w:t>Nyanyian pujian atau ucapan syukur (</w:t>
       </w:r>
-      <w:hyperlink r:id="rId112">
-        <w:r>
-          <w:rPr>
-            <w:lang w:val="id_ID" w:bidi="id_ID"/>
-          </w:rPr>
-          <w:rPr>
-            <w:color w:val="0000EE"/>
-            <w:u w:val="single"/>
-          </w:rPr>
-          <w:t>Mzm. 8</w:t>
-        </w:r>
-      </w:hyperlink>
+      <w:r>
+        <w:rPr>
+          <w:lang w:val="id_ID" w:bidi="id_ID"/>
+        </w:rPr>
+        <w:t>Mzm. 8</w:t>
+      </w:r>
       <w:r>
         <w:rPr>
           <w:lang w:val="id_ID" w:bidi="id_ID"/>
         </w:rPr>
         <w:t xml:space="preserve">, </w:t>
       </w:r>
-      <w:hyperlink r:id="rId113">
-        <w:r>
-          <w:rPr>
-            <w:lang w:val="id_ID" w:bidi="id_ID"/>
-          </w:rPr>
-          <w:rPr>
-            <w:color w:val="0000EE"/>
-            <w:u w:val="single"/>
-          </w:rPr>
-          <w:t>19</w:t>
-        </w:r>
-      </w:hyperlink>
+      <w:r>
+        <w:rPr>
+          <w:lang w:val="id_ID" w:bidi="id_ID"/>
+        </w:rPr>
+        <w:t>19</w:t>
+      </w:r>
       <w:r>
         <w:rPr>
           <w:lang w:val="id_ID" w:bidi="id_ID"/>
         </w:rPr>
         <w:t xml:space="preserve">, </w:t>
       </w:r>
-      <w:hyperlink r:id="rId114">
-        <w:r>
-          <w:rPr>
-            <w:lang w:val="id_ID" w:bidi="id_ID"/>
-          </w:rPr>
-          <w:rPr>
-            <w:color w:val="0000EE"/>
-            <w:u w:val="single"/>
-          </w:rPr>
-          <w:t>29</w:t>
-        </w:r>
-      </w:hyperlink>
+      <w:r>
+        <w:rPr>
+          <w:lang w:val="id_ID" w:bidi="id_ID"/>
+        </w:rPr>
+        <w:t>29</w:t>
+      </w:r>
       <w:r>
         <w:rPr>
           <w:lang w:val="id_ID" w:bidi="id_ID"/>
         </w:rPr>
         <w:t xml:space="preserve">, </w:t>
       </w:r>
-      <w:hyperlink r:id="rId115">
-        <w:r>
-          <w:rPr>
-            <w:lang w:val="id_ID" w:bidi="id_ID"/>
-          </w:rPr>
-          <w:rPr>
-            <w:color w:val="0000EE"/>
-            <w:u w:val="single"/>
-          </w:rPr>
-          <w:t>65</w:t>
-        </w:r>
-      </w:hyperlink>
+      <w:r>
+        <w:rPr>
+          <w:lang w:val="id_ID" w:bidi="id_ID"/>
+        </w:rPr>
+        <w:t>65</w:t>
+      </w:r>
       <w:r>
         <w:rPr>
           <w:lang w:val="id_ID" w:bidi="id_ID"/>
         </w:rPr>
         <w:t xml:space="preserve">, </w:t>
       </w:r>
-      <w:hyperlink r:id="rId116">
-        <w:r>
-          <w:rPr>
-            <w:lang w:val="id_ID" w:bidi="id_ID"/>
-          </w:rPr>
-          <w:rPr>
-            <w:color w:val="0000EE"/>
-            <w:u w:val="single"/>
-          </w:rPr>
-          <w:t>67</w:t>
-        </w:r>
-      </w:hyperlink>
+      <w:r>
+        <w:rPr>
+          <w:lang w:val="id_ID" w:bidi="id_ID"/>
+        </w:rPr>
+        <w:t>67</w:t>
+      </w:r>
       <w:r>
         <w:rPr>
           <w:lang w:val="id_ID" w:bidi="id_ID"/>
         </w:rPr>
         <w:t xml:space="preserve">, </w:t>
       </w:r>
-      <w:hyperlink r:id="rId61">
-        <w:r>
-          <w:rPr>
-            <w:lang w:val="id_ID" w:bidi="id_ID"/>
-          </w:rPr>
-          <w:rPr>
-            <w:color w:val="0000EE"/>
-            <w:u w:val="single"/>
-          </w:rPr>
-          <w:t>114</w:t>
-        </w:r>
-      </w:hyperlink>
+      <w:r>
+        <w:rPr>
+          <w:lang w:val="id_ID" w:bidi="id_ID"/>
+        </w:rPr>
+        <w:t>114</w:t>
+      </w:r>
       <w:r>
         <w:rPr>
           <w:lang w:val="id_ID" w:bidi="id_ID"/>
@@ -3734,252 +2798,168 @@
         </w:rPr>
         <w:t>Mazmur pujian terdiri dari beberapa subgenre, termasuk Mazmur "kerajaan" yang membahas tentang raja (</w:t>
       </w:r>
-      <w:hyperlink r:id="rId15">
-        <w:r>
-          <w:rPr>
-            <w:lang w:val="id_ID" w:bidi="id_ID"/>
-          </w:rPr>
-          <w:rPr>
-            <w:color w:val="0000EE"/>
-            <w:u w:val="single"/>
-          </w:rPr>
-          <w:t>Mzm. 2</w:t>
-        </w:r>
-      </w:hyperlink>
+      <w:r>
+        <w:rPr>
+          <w:lang w:val="id_ID" w:bidi="id_ID"/>
+        </w:rPr>
+        <w:t>Mzm. 2</w:t>
+      </w:r>
       <w:r>
         <w:rPr>
           <w:lang w:val="id_ID" w:bidi="id_ID"/>
         </w:rPr>
         <w:t xml:space="preserve">, </w:t>
       </w:r>
-      <w:hyperlink r:id="rId104">
-        <w:r>
-          <w:rPr>
-            <w:lang w:val="id_ID" w:bidi="id_ID"/>
-          </w:rPr>
-          <w:rPr>
-            <w:color w:val="0000EE"/>
-            <w:u w:val="single"/>
-          </w:rPr>
-          <w:t>45</w:t>
-        </w:r>
-      </w:hyperlink>
+      <w:r>
+        <w:rPr>
+          <w:lang w:val="id_ID" w:bidi="id_ID"/>
+        </w:rPr>
+        <w:t>45</w:t>
+      </w:r>
       <w:r>
         <w:rPr>
           <w:lang w:val="id_ID" w:bidi="id_ID"/>
         </w:rPr>
         <w:t xml:space="preserve">, </w:t>
       </w:r>
-      <w:hyperlink r:id="rId31">
-        <w:r>
-          <w:rPr>
-            <w:lang w:val="id_ID" w:bidi="id_ID"/>
-          </w:rPr>
-          <w:rPr>
-            <w:color w:val="0000EE"/>
-            <w:u w:val="single"/>
-          </w:rPr>
-          <w:t>72</w:t>
-        </w:r>
-      </w:hyperlink>
+      <w:r>
+        <w:rPr>
+          <w:lang w:val="id_ID" w:bidi="id_ID"/>
+        </w:rPr>
+        <w:t>72</w:t>
+      </w:r>
       <w:r>
         <w:rPr>
           <w:lang w:val="id_ID" w:bidi="id_ID"/>
         </w:rPr>
         <w:t xml:space="preserve">, </w:t>
       </w:r>
-      <w:hyperlink r:id="rId39">
-        <w:r>
-          <w:rPr>
-            <w:lang w:val="id_ID" w:bidi="id_ID"/>
-          </w:rPr>
-          <w:rPr>
-            <w:color w:val="0000EE"/>
-            <w:u w:val="single"/>
-          </w:rPr>
-          <w:t>89</w:t>
-        </w:r>
-      </w:hyperlink>
+      <w:r>
+        <w:rPr>
+          <w:lang w:val="id_ID" w:bidi="id_ID"/>
+        </w:rPr>
+        <w:t>89</w:t>
+      </w:r>
       <w:r>
         <w:rPr>
           <w:lang w:val="id_ID" w:bidi="id_ID"/>
         </w:rPr>
         <w:t xml:space="preserve">, </w:t>
       </w:r>
-      <w:hyperlink r:id="rId117">
-        <w:r>
-          <w:rPr>
-            <w:lang w:val="id_ID" w:bidi="id_ID"/>
-          </w:rPr>
-          <w:rPr>
-            <w:color w:val="0000EE"/>
-            <w:u w:val="single"/>
-          </w:rPr>
-          <w:t>110</w:t>
-        </w:r>
-      </w:hyperlink>
+      <w:r>
+        <w:rPr>
+          <w:lang w:val="id_ID" w:bidi="id_ID"/>
+        </w:rPr>
+        <w:t>110</w:t>
+      </w:r>
       <w:r>
         <w:rPr>
           <w:lang w:val="id_ID" w:bidi="id_ID"/>
         </w:rPr>
         <w:t>); Mazmur yang mengaitkan kerajaan dengan Tuhan (</w:t>
       </w:r>
-      <w:hyperlink r:id="rId118">
-        <w:r>
-          <w:rPr>
-            <w:lang w:val="id_ID" w:bidi="id_ID"/>
-          </w:rPr>
-          <w:rPr>
-            <w:color w:val="0000EE"/>
-            <w:u w:val="single"/>
-          </w:rPr>
-          <w:t>Mzm. 93</w:t>
-        </w:r>
-      </w:hyperlink>
+      <w:r>
+        <w:rPr>
+          <w:lang w:val="id_ID" w:bidi="id_ID"/>
+        </w:rPr>
+        <w:t>Mzm. 93</w:t>
+      </w:r>
       <w:r>
         <w:rPr>
           <w:lang w:val="id_ID" w:bidi="id_ID"/>
         </w:rPr>
         <w:t xml:space="preserve">, </w:t>
       </w:r>
-      <w:hyperlink r:id="rId119">
-        <w:r>
-          <w:rPr>
-            <w:lang w:val="id_ID" w:bidi="id_ID"/>
-          </w:rPr>
-          <w:rPr>
-            <w:color w:val="0000EE"/>
-            <w:u w:val="single"/>
-          </w:rPr>
-          <w:t>95–99</w:t>
-        </w:r>
-      </w:hyperlink>
+      <w:r>
+        <w:rPr>
+          <w:lang w:val="id_ID" w:bidi="id_ID"/>
+        </w:rPr>
+        <w:t>95–99</w:t>
+      </w:r>
       <w:r>
         <w:rPr>
           <w:lang w:val="id_ID" w:bidi="id_ID"/>
         </w:rPr>
         <w:t>); himne tentang penciptaan (</w:t>
       </w:r>
-      <w:hyperlink r:id="rId113">
-        <w:r>
-          <w:rPr>
-            <w:lang w:val="id_ID" w:bidi="id_ID"/>
-          </w:rPr>
-          <w:rPr>
-            <w:color w:val="0000EE"/>
-            <w:u w:val="single"/>
-          </w:rPr>
-          <w:t>Mzm. 19</w:t>
-        </w:r>
-      </w:hyperlink>
+      <w:r>
+        <w:rPr>
+          <w:lang w:val="id_ID" w:bidi="id_ID"/>
+        </w:rPr>
+        <w:t>Mzm. 19</w:t>
+      </w:r>
       <w:r>
         <w:rPr>
           <w:lang w:val="id_ID" w:bidi="id_ID"/>
         </w:rPr>
         <w:t xml:space="preserve">, </w:t>
       </w:r>
-      <w:hyperlink r:id="rId114">
-        <w:r>
-          <w:rPr>
-            <w:lang w:val="id_ID" w:bidi="id_ID"/>
-          </w:rPr>
-          <w:rPr>
-            <w:color w:val="0000EE"/>
-            <w:u w:val="single"/>
-          </w:rPr>
-          <w:t>29</w:t>
-        </w:r>
-      </w:hyperlink>
+      <w:r>
+        <w:rPr>
+          <w:lang w:val="id_ID" w:bidi="id_ID"/>
+        </w:rPr>
+        <w:t>29</w:t>
+      </w:r>
       <w:r>
         <w:rPr>
           <w:lang w:val="id_ID" w:bidi="id_ID"/>
         </w:rPr>
         <w:t xml:space="preserve">, </w:t>
       </w:r>
-      <w:hyperlink r:id="rId120">
-        <w:r>
-          <w:rPr>
-            <w:lang w:val="id_ID" w:bidi="id_ID"/>
-          </w:rPr>
-          <w:rPr>
-            <w:color w:val="0000EE"/>
-            <w:u w:val="single"/>
-          </w:rPr>
-          <w:t>104</w:t>
-        </w:r>
-      </w:hyperlink>
+      <w:r>
+        <w:rPr>
+          <w:lang w:val="id_ID" w:bidi="id_ID"/>
+        </w:rPr>
+        <w:t>104</w:t>
+      </w:r>
       <w:r>
         <w:rPr>
           <w:lang w:val="id_ID" w:bidi="id_ID"/>
         </w:rPr>
         <w:t>); dan himne tentang Sion (</w:t>
       </w:r>
-      <w:hyperlink r:id="rId121">
-        <w:r>
-          <w:rPr>
-            <w:lang w:val="id_ID" w:bidi="id_ID"/>
-          </w:rPr>
-          <w:rPr>
-            <w:color w:val="0000EE"/>
-            <w:u w:val="single"/>
-          </w:rPr>
-          <w:t>Mzm. 46</w:t>
-        </w:r>
-      </w:hyperlink>
+      <w:r>
+        <w:rPr>
+          <w:lang w:val="id_ID" w:bidi="id_ID"/>
+        </w:rPr>
+        <w:t>Mzm. 46</w:t>
+      </w:r>
       <w:r>
         <w:rPr>
           <w:lang w:val="id_ID" w:bidi="id_ID"/>
         </w:rPr>
         <w:t xml:space="preserve">, </w:t>
       </w:r>
-      <w:hyperlink r:id="rId122">
-        <w:r>
-          <w:rPr>
-            <w:lang w:val="id_ID" w:bidi="id_ID"/>
-          </w:rPr>
-          <w:rPr>
-            <w:color w:val="0000EE"/>
-            <w:u w:val="single"/>
-          </w:rPr>
-          <w:t>48</w:t>
-        </w:r>
-      </w:hyperlink>
+      <w:r>
+        <w:rPr>
+          <w:lang w:val="id_ID" w:bidi="id_ID"/>
+        </w:rPr>
+        <w:t>48</w:t>
+      </w:r>
       <w:r>
         <w:rPr>
           <w:lang w:val="id_ID" w:bidi="id_ID"/>
         </w:rPr>
         <w:t xml:space="preserve">, </w:t>
       </w:r>
-      <w:hyperlink r:id="rId123">
-        <w:r>
-          <w:rPr>
-            <w:lang w:val="id_ID" w:bidi="id_ID"/>
-          </w:rPr>
-          <w:rPr>
-            <w:color w:val="0000EE"/>
-            <w:u w:val="single"/>
-          </w:rPr>
-          <w:t>84</w:t>
-        </w:r>
-      </w:hyperlink>
+      <w:r>
+        <w:rPr>
+          <w:lang w:val="id_ID" w:bidi="id_ID"/>
+        </w:rPr>
+        <w:t>84</w:t>
+      </w:r>
       <w:r>
         <w:rPr>
           <w:lang w:val="id_ID" w:bidi="id_ID"/>
         </w:rPr>
         <w:t xml:space="preserve">, </w:t>
       </w:r>
-      <w:hyperlink r:id="rId68">
-        <w:r>
-          <w:rPr>
-            <w:lang w:val="id_ID" w:bidi="id_ID"/>
-          </w:rPr>
-          <w:rPr>
-            <w:color w:val="0000EE"/>
-            <w:u w:val="single"/>
-          </w:rPr>
-          <w:t>87</w:t>
-        </w:r>
-      </w:hyperlink>
+      <w:r>
+        <w:rPr>
+          <w:lang w:val="id_ID" w:bidi="id_ID"/>
+        </w:rPr>
+        <w:t>87</w:t>
+      </w:r>
       <w:r>
         <w:rPr>
           <w:lang w:val="id_ID" w:bidi="id_ID"/>
@@ -4000,18 +2980,12 @@
         </w:rPr>
         <w:t xml:space="preserve">Cara lain untuk membaca Mazmur adalah dengan memperhatikan gerakan dalam banyak Mazmur, dari instruksi ke masalah, dan dari masalah ke pembaruan dalam komitmen dan karakter. Kitab Mazmur, sebagai kumpulan lima buku, sebagian besar bersifat instruksional. Ini adalah "instruksi" (torah; lihat </w:t>
       </w:r>
-      <w:hyperlink r:id="rId124">
-        <w:r>
-          <w:rPr>
-            <w:lang w:val="id_ID" w:bidi="id_ID"/>
-          </w:rPr>
-          <w:rPr>
-            <w:color w:val="0000EE"/>
-            <w:u w:val="single"/>
-          </w:rPr>
-          <w:t>Mzm. 1:2</w:t>
-        </w:r>
-      </w:hyperlink>
+      <w:r>
+        <w:rPr>
+          <w:lang w:val="id_ID" w:bidi="id_ID"/>
+        </w:rPr>
+        <w:t>Mzm. 1:2</w:t>
+      </w:r>
       <w:r>
         <w:rPr>
           <w:lang w:val="id_ID" w:bidi="id_ID"/>
@@ -4043,72 +3017,48 @@
         </w:rPr>
         <w:t>Kitab Mazmur mengandung banyak informasi tentang pembuatan musik di Israel kuno. Mayoritas Mazmur adalah lagu pujian, ucapan syukur, doa, dan pertobatan. Beberapa Mazmur digunakan pada kesempatan tertentu, seperti saat Paskah (</w:t>
       </w:r>
-      <w:hyperlink r:id="rId46">
-        <w:r>
-          <w:rPr>
-            <w:lang w:val="id_ID" w:bidi="id_ID"/>
-          </w:rPr>
-          <w:rPr>
-            <w:color w:val="0000EE"/>
-            <w:u w:val="single"/>
-          </w:rPr>
-          <w:t>Mzm. 113–118</w:t>
-        </w:r>
-      </w:hyperlink>
+      <w:r>
+        <w:rPr>
+          <w:lang w:val="id_ID" w:bidi="id_ID"/>
+        </w:rPr>
+        <w:t>Mzm. 113–118</w:t>
+      </w:r>
       <w:r>
         <w:rPr>
           <w:lang w:val="id_ID" w:bidi="id_ID"/>
         </w:rPr>
         <w:t>), atau saat perjalanan ke Yerusalem untuk festival tahunan (</w:t>
       </w:r>
-      <w:hyperlink r:id="rId49">
-        <w:r>
-          <w:rPr>
-            <w:lang w:val="id_ID" w:bidi="id_ID"/>
-          </w:rPr>
-          <w:rPr>
-            <w:color w:val="0000EE"/>
-            <w:u w:val="single"/>
-          </w:rPr>
-          <w:t>Mzm. 120–134</w:t>
-        </w:r>
-      </w:hyperlink>
+      <w:r>
+        <w:rPr>
+          <w:lang w:val="id_ID" w:bidi="id_ID"/>
+        </w:rPr>
+        <w:t>Mzm. 120–134</w:t>
+      </w:r>
       <w:r>
         <w:rPr>
           <w:lang w:val="id_ID" w:bidi="id_ID"/>
         </w:rPr>
         <w:t xml:space="preserve">). Ada juga ode sejarah yang berkaitan dengan peristiwa nasional besar (misalnya, </w:t>
       </w:r>
-      <w:hyperlink r:id="rId91">
-        <w:r>
-          <w:rPr>
-            <w:lang w:val="id_ID" w:bidi="id_ID"/>
-          </w:rPr>
-          <w:rPr>
-            <w:color w:val="0000EE"/>
-            <w:u w:val="single"/>
-          </w:rPr>
-          <w:t>Mzm. 30</w:t>
-        </w:r>
-      </w:hyperlink>
+      <w:r>
+        <w:rPr>
+          <w:lang w:val="id_ID" w:bidi="id_ID"/>
+        </w:rPr>
+        <w:t>Mzm. 30</w:t>
+      </w:r>
       <w:r>
         <w:rPr>
           <w:lang w:val="id_ID" w:bidi="id_ID"/>
         </w:rPr>
         <w:t xml:space="preserve">, “sebuah lagu untuk pentahbisan Bait Suci,” dan </w:t>
       </w:r>
-      <w:hyperlink r:id="rId125">
-        <w:r>
-          <w:rPr>
-            <w:lang w:val="id_ID" w:bidi="id_ID"/>
-          </w:rPr>
-          <w:rPr>
-            <w:color w:val="0000EE"/>
-            <w:u w:val="single"/>
-          </w:rPr>
-          <w:t>Mzm. 137</w:t>
-        </w:r>
-      </w:hyperlink>
+      <w:r>
+        <w:rPr>
+          <w:lang w:val="id_ID" w:bidi="id_ID"/>
+        </w:rPr>
+        <w:t>Mzm. 137</w:t>
+      </w:r>
       <w:r>
         <w:rPr>
           <w:lang w:val="id_ID" w:bidi="id_ID"/>
@@ -4154,54 +3104,36 @@
         </w:rPr>
         <w:t xml:space="preserve">Mazmur menggambarkan kedalaman karakter, kebijaksanaan, kejujuran, dan keaslian. Namun, doa-doa dalam Mazmur lebih dari sekadar contoh untuk ditiru. Mereka adalah instruksi dari Allah untuk menjalani hidup yang benar, bagian dari taurat-Nya ("instruksi"; lihat </w:t>
       </w:r>
-      <w:hyperlink r:id="rId14">
-        <w:r>
-          <w:rPr>
-            <w:lang w:val="id_ID" w:bidi="id_ID"/>
-          </w:rPr>
-          <w:rPr>
-            <w:color w:val="0000EE"/>
-            <w:u w:val="single"/>
-          </w:rPr>
-          <w:t>Mzm. 1</w:t>
-        </w:r>
-      </w:hyperlink>
+      <w:r>
+        <w:rPr>
+          <w:lang w:val="id_ID" w:bidi="id_ID"/>
+        </w:rPr>
+        <w:t>Mzm. 1</w:t>
+      </w:r>
       <w:r>
         <w:rPr>
           <w:lang w:val="id_ID" w:bidi="id_ID"/>
         </w:rPr>
         <w:t xml:space="preserve">; </w:t>
       </w:r>
-      <w:hyperlink r:id="rId113">
-        <w:r>
-          <w:rPr>
-            <w:lang w:val="id_ID" w:bidi="id_ID"/>
-          </w:rPr>
-          <w:rPr>
-            <w:color w:val="0000EE"/>
-            <w:u w:val="single"/>
-          </w:rPr>
-          <w:t>19</w:t>
-        </w:r>
-      </w:hyperlink>
+      <w:r>
+        <w:rPr>
+          <w:lang w:val="id_ID" w:bidi="id_ID"/>
+        </w:rPr>
+        <w:t>19</w:t>
+      </w:r>
       <w:r>
         <w:rPr>
           <w:lang w:val="id_ID" w:bidi="id_ID"/>
         </w:rPr>
         <w:t xml:space="preserve">; </w:t>
       </w:r>
-      <w:hyperlink r:id="rId47">
-        <w:r>
-          <w:rPr>
-            <w:lang w:val="id_ID" w:bidi="id_ID"/>
-          </w:rPr>
-          <w:rPr>
-            <w:color w:val="0000EE"/>
-            <w:u w:val="single"/>
-          </w:rPr>
-          <w:t>119</w:t>
-        </w:r>
-      </w:hyperlink>
+      <w:r>
+        <w:rPr>
+          <w:lang w:val="id_ID" w:bidi="id_ID"/>
+        </w:rPr>
+        <w:t>119</w:t>
+      </w:r>
       <w:r>
         <w:rPr>
           <w:lang w:val="id_ID" w:bidi="id_ID"/>
@@ -4222,18 +3154,12 @@
         </w:rPr>
         <w:t xml:space="preserve">Para pemazmur merenungkan sifat sementara kehidupan, penderitaan, dan berbagai jenis kesulitan yang dialami manusia. Saat menghadapi keterasingan dan rasa sakit, mereka merindukan kehadiran, penyediaan, dan perlindungan Allah (misalnya, </w:t>
       </w:r>
-      <w:hyperlink r:id="rId126">
-        <w:r>
-          <w:rPr>
-            <w:lang w:val="id_ID" w:bidi="id_ID"/>
-          </w:rPr>
-          <w:rPr>
-            <w:color w:val="0000EE"/>
-            <w:u w:val="single"/>
-          </w:rPr>
-          <w:t>Mzm. 23</w:t>
-        </w:r>
-      </w:hyperlink>
+      <w:r>
+        <w:rPr>
+          <w:lang w:val="id_ID" w:bidi="id_ID"/>
+        </w:rPr>
+        <w:t>Mzm. 23</w:t>
+      </w:r>
       <w:r>
         <w:rPr>
           <w:lang w:val="id_ID" w:bidi="id_ID"/>
@@ -4254,54 +3180,36 @@
         </w:rPr>
         <w:t xml:space="preserve">Pemazmur menggambarkan kegagalan Israel dan dinasti Daud. Bangsa Israel dan bahkan raja-raja yang paling saleh tidak mampu membawa kebahagiaan dan kedamaian yang dibicarakan dalam </w:t>
       </w:r>
-      <w:hyperlink r:id="rId14">
-        <w:r>
-          <w:rPr>
-            <w:lang w:val="id_ID" w:bidi="id_ID"/>
-          </w:rPr>
-          <w:rPr>
-            <w:color w:val="0000EE"/>
-            <w:u w:val="single"/>
-          </w:rPr>
-          <w:t>Mazmur 1</w:t>
-        </w:r>
-      </w:hyperlink>
+      <w:r>
+        <w:rPr>
+          <w:lang w:val="id_ID" w:bidi="id_ID"/>
+        </w:rPr>
+        <w:t>Mazmur 1</w:t>
+      </w:r>
       <w:r>
         <w:rPr>
           <w:lang w:val="id_ID" w:bidi="id_ID"/>
         </w:rPr>
         <w:t xml:space="preserve"> dan </w:t>
       </w:r>
-      <w:hyperlink r:id="rId127">
-        <w:r>
-          <w:rPr>
-            <w:lang w:val="id_ID" w:bidi="id_ID"/>
-          </w:rPr>
-          <w:rPr>
-            <w:color w:val="0000EE"/>
-            <w:u w:val="single"/>
-          </w:rPr>
-          <w:t>2</w:t>
-        </w:r>
-      </w:hyperlink>
+      <w:r>
+        <w:rPr>
+          <w:lang w:val="id_ID" w:bidi="id_ID"/>
+        </w:rPr>
+        <w:t>2</w:t>
+      </w:r>
       <w:r>
         <w:rPr>
           <w:lang w:val="id_ID" w:bidi="id_ID"/>
         </w:rPr>
         <w:t xml:space="preserve"> (lihat juga </w:t>
       </w:r>
-      <w:hyperlink r:id="rId31">
-        <w:r>
-          <w:rPr>
-            <w:lang w:val="id_ID" w:bidi="id_ID"/>
-          </w:rPr>
-          <w:rPr>
-            <w:color w:val="0000EE"/>
-            <w:u w:val="single"/>
-          </w:rPr>
-          <w:t>Mzm. 72</w:t>
-        </w:r>
-      </w:hyperlink>
+      <w:r>
+        <w:rPr>
+          <w:lang w:val="id_ID" w:bidi="id_ID"/>
+        </w:rPr>
+        <w:t>Mzm. 72</w:t>
+      </w:r>
       <w:r>
         <w:rPr>
           <w:lang w:val="id_ID" w:bidi="id_ID"/>
@@ -4322,324 +3230,216 @@
         </w:rPr>
         <w:t xml:space="preserve">Mazmur mempersiapkan umat Allah untuk kedatangan Yesus Kristus sebagai manusia sempurna dan raja ideal, keturunan Daud yang memiliki integritas mutlak. Yesus dan para rasul memahami kehidupan dan pelayanan Yesus dalam terang mazmur (lihat </w:t>
       </w:r>
-      <w:hyperlink r:id="rId128">
-        <w:r>
-          <w:rPr>
-            <w:lang w:val="id_ID" w:bidi="id_ID"/>
-          </w:rPr>
-          <w:rPr>
-            <w:color w:val="0000EE"/>
-            <w:u w:val="single"/>
-          </w:rPr>
-          <w:t>Mat. 13:34–35</w:t>
-        </w:r>
-      </w:hyperlink>
+      <w:r>
+        <w:rPr>
+          <w:lang w:val="id_ID" w:bidi="id_ID"/>
+        </w:rPr>
+        <w:t>Mat. 13:34–35</w:t>
+      </w:r>
       <w:r>
         <w:rPr>
           <w:lang w:val="id_ID" w:bidi="id_ID"/>
         </w:rPr>
         <w:t xml:space="preserve">; </w:t>
       </w:r>
-      <w:hyperlink r:id="rId129">
-        <w:r>
-          <w:rPr>
-            <w:lang w:val="id_ID" w:bidi="id_ID"/>
-          </w:rPr>
-          <w:rPr>
-            <w:color w:val="0000EE"/>
-            <w:u w:val="single"/>
-          </w:rPr>
-          <w:t>21:16</w:t>
-        </w:r>
-      </w:hyperlink>
+      <w:r>
+        <w:rPr>
+          <w:lang w:val="id_ID" w:bidi="id_ID"/>
+        </w:rPr>
+        <w:t>21:16</w:t>
+      </w:r>
       <w:r>
         <w:rPr>
           <w:lang w:val="id_ID" w:bidi="id_ID"/>
         </w:rPr>
         <w:t xml:space="preserve">, </w:t>
       </w:r>
-      <w:hyperlink r:id="rId130">
-        <w:r>
-          <w:rPr>
-            <w:lang w:val="id_ID" w:bidi="id_ID"/>
-          </w:rPr>
-          <w:rPr>
-            <w:color w:val="0000EE"/>
-            <w:u w:val="single"/>
-          </w:rPr>
-          <w:t>42</w:t>
-        </w:r>
-      </w:hyperlink>
+      <w:r>
+        <w:rPr>
+          <w:lang w:val="id_ID" w:bidi="id_ID"/>
+        </w:rPr>
+        <w:t>42</w:t>
+      </w:r>
       <w:r>
         <w:rPr>
           <w:lang w:val="id_ID" w:bidi="id_ID"/>
         </w:rPr>
         <w:t xml:space="preserve">; </w:t>
       </w:r>
-      <w:hyperlink r:id="rId131">
-        <w:r>
-          <w:rPr>
-            <w:lang w:val="id_ID" w:bidi="id_ID"/>
-          </w:rPr>
-          <w:rPr>
-            <w:color w:val="0000EE"/>
-            <w:u w:val="single"/>
-          </w:rPr>
-          <w:t>23:39</w:t>
-        </w:r>
-      </w:hyperlink>
+      <w:r>
+        <w:rPr>
+          <w:lang w:val="id_ID" w:bidi="id_ID"/>
+        </w:rPr>
+        <w:t>23:39</w:t>
+      </w:r>
       <w:r>
         <w:rPr>
           <w:lang w:val="id_ID" w:bidi="id_ID"/>
         </w:rPr>
         <w:t xml:space="preserve">; </w:t>
       </w:r>
-      <w:hyperlink r:id="rId132">
-        <w:r>
-          <w:rPr>
-            <w:lang w:val="id_ID" w:bidi="id_ID"/>
-          </w:rPr>
-          <w:rPr>
-            <w:color w:val="0000EE"/>
-            <w:u w:val="single"/>
-          </w:rPr>
-          <w:t>Yohanes 2:17</w:t>
-        </w:r>
-      </w:hyperlink>
+      <w:r>
+        <w:rPr>
+          <w:lang w:val="id_ID" w:bidi="id_ID"/>
+        </w:rPr>
+        <w:t>Yohanes 2:17</w:t>
+      </w:r>
       <w:r>
         <w:rPr>
           <w:lang w:val="id_ID" w:bidi="id_ID"/>
         </w:rPr>
         <w:t xml:space="preserve">; </w:t>
       </w:r>
-      <w:hyperlink r:id="rId133">
-        <w:r>
-          <w:rPr>
-            <w:lang w:val="id_ID" w:bidi="id_ID"/>
-          </w:rPr>
-          <w:rPr>
-            <w:color w:val="0000EE"/>
-            <w:u w:val="single"/>
-          </w:rPr>
-          <w:t>15:25</w:t>
-        </w:r>
-      </w:hyperlink>
+      <w:r>
+        <w:rPr>
+          <w:lang w:val="id_ID" w:bidi="id_ID"/>
+        </w:rPr>
+        <w:t>15:25</w:t>
+      </w:r>
       <w:r>
         <w:rPr>
           <w:lang w:val="id_ID" w:bidi="id_ID"/>
         </w:rPr>
         <w:t xml:space="preserve">; </w:t>
       </w:r>
-      <w:hyperlink r:id="rId134">
-        <w:r>
-          <w:rPr>
-            <w:lang w:val="id_ID" w:bidi="id_ID"/>
-          </w:rPr>
-          <w:rPr>
-            <w:color w:val="0000EE"/>
-            <w:u w:val="single"/>
-          </w:rPr>
-          <w:t>19:24</w:t>
-        </w:r>
-      </w:hyperlink>
+      <w:r>
+        <w:rPr>
+          <w:lang w:val="id_ID" w:bidi="id_ID"/>
+        </w:rPr>
+        <w:t>19:24</w:t>
+      </w:r>
       <w:r>
         <w:rPr>
           <w:lang w:val="id_ID" w:bidi="id_ID"/>
         </w:rPr>
         <w:t xml:space="preserve">, </w:t>
       </w:r>
-      <w:hyperlink r:id="rId135">
-        <w:r>
-          <w:rPr>
-            <w:lang w:val="id_ID" w:bidi="id_ID"/>
-          </w:rPr>
-          <w:rPr>
-            <w:color w:val="0000EE"/>
-            <w:u w:val="single"/>
-          </w:rPr>
-          <w:t>28</w:t>
-        </w:r>
-      </w:hyperlink>
+      <w:r>
+        <w:rPr>
+          <w:lang w:val="id_ID" w:bidi="id_ID"/>
+        </w:rPr>
+        <w:t>28</w:t>
+      </w:r>
       <w:r>
         <w:rPr>
           <w:lang w:val="id_ID" w:bidi="id_ID"/>
         </w:rPr>
         <w:t xml:space="preserve">, </w:t>
       </w:r>
-      <w:hyperlink r:id="rId136">
-        <w:r>
-          <w:rPr>
-            <w:lang w:val="id_ID" w:bidi="id_ID"/>
-          </w:rPr>
-          <w:rPr>
-            <w:color w:val="0000EE"/>
-            <w:u w:val="single"/>
-          </w:rPr>
-          <w:t>36</w:t>
-        </w:r>
-      </w:hyperlink>
+      <w:r>
+        <w:rPr>
+          <w:lang w:val="id_ID" w:bidi="id_ID"/>
+        </w:rPr>
+        <w:t>36</w:t>
+      </w:r>
       <w:r>
         <w:rPr>
           <w:lang w:val="id_ID" w:bidi="id_ID"/>
         </w:rPr>
         <w:t xml:space="preserve">; </w:t>
       </w:r>
-      <w:hyperlink r:id="rId137">
-        <w:r>
-          <w:rPr>
-            <w:lang w:val="id_ID" w:bidi="id_ID"/>
-          </w:rPr>
-          <w:rPr>
-            <w:color w:val="0000EE"/>
-            <w:u w:val="single"/>
-          </w:rPr>
-          <w:t>Kisah 2:22–35</w:t>
-        </w:r>
-      </w:hyperlink>
+      <w:r>
+        <w:rPr>
+          <w:lang w:val="id_ID" w:bidi="id_ID"/>
+        </w:rPr>
+        <w:t>Kisah 2:22–35</w:t>
+      </w:r>
       <w:r>
         <w:rPr>
           <w:lang w:val="id_ID" w:bidi="id_ID"/>
         </w:rPr>
         <w:t xml:space="preserve">; </w:t>
       </w:r>
-      <w:hyperlink r:id="rId138">
-        <w:r>
-          <w:rPr>
-            <w:lang w:val="id_ID" w:bidi="id_ID"/>
-          </w:rPr>
-          <w:rPr>
-            <w:color w:val="0000EE"/>
-            <w:u w:val="single"/>
-          </w:rPr>
-          <w:t>4:11</w:t>
-        </w:r>
-      </w:hyperlink>
+      <w:r>
+        <w:rPr>
+          <w:lang w:val="id_ID" w:bidi="id_ID"/>
+        </w:rPr>
+        <w:t>4:11</w:t>
+      </w:r>
       <w:r>
         <w:rPr>
           <w:lang w:val="id_ID" w:bidi="id_ID"/>
         </w:rPr>
         <w:t xml:space="preserve">; </w:t>
       </w:r>
-      <w:hyperlink r:id="rId139">
-        <w:r>
-          <w:rPr>
-            <w:lang w:val="id_ID" w:bidi="id_ID"/>
-          </w:rPr>
-          <w:rPr>
-            <w:color w:val="0000EE"/>
-            <w:u w:val="single"/>
-          </w:rPr>
-          <w:t>13:32–38</w:t>
-        </w:r>
-      </w:hyperlink>
+      <w:r>
+        <w:rPr>
+          <w:lang w:val="id_ID" w:bidi="id_ID"/>
+        </w:rPr>
+        <w:t>13:32–38</w:t>
+      </w:r>
       <w:r>
         <w:rPr>
           <w:lang w:val="id_ID" w:bidi="id_ID"/>
         </w:rPr>
         <w:t xml:space="preserve">; </w:t>
       </w:r>
-      <w:hyperlink r:id="rId140">
-        <w:r>
-          <w:rPr>
-            <w:lang w:val="id_ID" w:bidi="id_ID"/>
-          </w:rPr>
-          <w:rPr>
-            <w:color w:val="0000EE"/>
-            <w:u w:val="single"/>
-          </w:rPr>
-          <w:t>Rm. 15:3</w:t>
-        </w:r>
-      </w:hyperlink>
+      <w:r>
+        <w:rPr>
+          <w:lang w:val="id_ID" w:bidi="id_ID"/>
+        </w:rPr>
+        <w:t>Rm. 15:3</w:t>
+      </w:r>
       <w:r>
         <w:rPr>
           <w:lang w:val="id_ID" w:bidi="id_ID"/>
         </w:rPr>
         <w:t xml:space="preserve">; </w:t>
       </w:r>
-      <w:hyperlink r:id="rId141">
-        <w:r>
-          <w:rPr>
-            <w:lang w:val="id_ID" w:bidi="id_ID"/>
-          </w:rPr>
-          <w:rPr>
-            <w:color w:val="0000EE"/>
-            <w:u w:val="single"/>
-          </w:rPr>
-          <w:t>1Kor. 15:25–27</w:t>
-        </w:r>
-      </w:hyperlink>
+      <w:r>
+        <w:rPr>
+          <w:lang w:val="id_ID" w:bidi="id_ID"/>
+        </w:rPr>
+        <w:t>1Kor. 15:25–27</w:t>
+      </w:r>
       <w:r>
         <w:rPr>
           <w:lang w:val="id_ID" w:bidi="id_ID"/>
         </w:rPr>
         <w:t xml:space="preserve">; </w:t>
       </w:r>
-      <w:hyperlink r:id="rId142">
-        <w:r>
-          <w:rPr>
-            <w:lang w:val="id_ID" w:bidi="id_ID"/>
-          </w:rPr>
-          <w:rPr>
-            <w:color w:val="0000EE"/>
-            <w:u w:val="single"/>
-          </w:rPr>
-          <w:t>Ef. 4:7–10</w:t>
-        </w:r>
-      </w:hyperlink>
+      <w:r>
+        <w:rPr>
+          <w:lang w:val="id_ID" w:bidi="id_ID"/>
+        </w:rPr>
+        <w:t>Ef. 4:7–10</w:t>
+      </w:r>
       <w:r>
         <w:rPr>
           <w:lang w:val="id_ID" w:bidi="id_ID"/>
         </w:rPr>
         <w:t xml:space="preserve">; </w:t>
       </w:r>
-      <w:hyperlink r:id="rId143">
-        <w:r>
-          <w:rPr>
-            <w:lang w:val="id_ID" w:bidi="id_ID"/>
-          </w:rPr>
-          <w:rPr>
-            <w:color w:val="0000EE"/>
-            <w:u w:val="single"/>
-          </w:rPr>
-          <w:t>1Ptr. 2:7</w:t>
-        </w:r>
-      </w:hyperlink>
+      <w:r>
+        <w:rPr>
+          <w:lang w:val="id_ID" w:bidi="id_ID"/>
+        </w:rPr>
+        <w:t>1Ptr. 2:7</w:t>
+      </w:r>
       <w:r>
         <w:rPr>
           <w:lang w:val="id_ID" w:bidi="id_ID"/>
         </w:rPr>
         <w:t>). Yesus memasuki dunia manusia dan menjalani pola-pola yang ditemukan dalam Kitab Mazmur, termasuk penghinaan, penderitaan, kematian, pembenaran, dan kemuliaan. Dia adalah satu-satunya manusia yang sepenuhnya menyenangkan Allah (</w:t>
       </w:r>
-      <w:hyperlink r:id="rId14">
-        <w:r>
-          <w:rPr>
-            <w:lang w:val="id_ID" w:bidi="id_ID"/>
-          </w:rPr>
-          <w:rPr>
-            <w:color w:val="0000EE"/>
-            <w:u w:val="single"/>
-          </w:rPr>
-          <w:t>Mzm. 1</w:t>
-        </w:r>
-      </w:hyperlink>
+      <w:r>
+        <w:rPr>
+          <w:lang w:val="id_ID" w:bidi="id_ID"/>
+        </w:rPr>
+        <w:t>Mzm. 1</w:t>
+      </w:r>
       <w:r>
         <w:rPr>
           <w:lang w:val="id_ID" w:bidi="id_ID"/>
         </w:rPr>
         <w:t>). Dia adalah Mesias dan Raja (</w:t>
       </w:r>
-      <w:hyperlink r:id="rId15">
-        <w:r>
-          <w:rPr>
-            <w:lang w:val="id_ID" w:bidi="id_ID"/>
-          </w:rPr>
-          <w:rPr>
-            <w:color w:val="0000EE"/>
-            <w:u w:val="single"/>
-          </w:rPr>
-          <w:t>Mzm. 2</w:t>
-        </w:r>
-      </w:hyperlink>
+      <w:r>
+        <w:rPr>
+          <w:lang w:val="id_ID" w:bidi="id_ID"/>
+        </w:rPr>
+        <w:t>Mzm. 2</w:t>
+      </w:r>
       <w:r>
         <w:rPr>
           <w:lang w:val="id_ID" w:bidi="id_ID"/>
